--- a/revisions/CoverLetterAndReviewResponseFinalRound.docx
+++ b/revisions/CoverLetterAndReviewResponseFinalRound.docx
@@ -3,6 +3,68 @@
 <w:document xmlns:wpc="http://schemas.microsoft.com/office/word/2010/wordprocessingCanvas" xmlns:cx="http://schemas.microsoft.com/office/drawing/2014/chartex" xmlns:cx1="http://schemas.microsoft.com/office/drawing/2015/9/8/chartex" xmlns:cx2="http://schemas.microsoft.com/office/drawing/2015/10/21/chartex" xmlns:cx3="http://schemas.microsoft.com/office/drawing/2016/5/9/chartex" xmlns:cx4="http://schemas.microsoft.com/office/drawing/2016/5/10/chartex" xmlns:cx5="http://schemas.microsoft.com/office/drawing/2016/5/11/chartex" xmlns:cx6="http://schemas.microsoft.com/office/drawing/2016/5/12/chartex" xmlns:cx7="http://schemas.microsoft.com/office/drawing/2016/5/13/chartex" xmlns:cx8="http://schemas.microsoft.com/office/drawing/2016/5/14/chartex" xmlns:mc="http://schemas.openxmlformats.org/markup-compatibility/2006" xmlns:aink="http://schemas.microsoft.com/office/drawing/2016/ink" xmlns:am3d="http://schemas.microsoft.com/office/drawing/2017/model3d" xmlns:o="urn:schemas-microsoft-com:office:office" xmlns:oel="http://schemas.microsoft.com/office/2019/extlst" xmlns:r="http://schemas.openxmlformats.org/officeDocument/2006/relationships" xmlns:m="http://schemas.openxmlformats.org/officeDocument/2006/math" xmlns:v="urn:schemas-microsoft-com:vml" xmlns:wp14="http://schemas.microsoft.com/office/word/2010/wordprocessingDrawing" xmlns:wp="http://schemas.openxmlformats.org/drawingml/2006/wordprocessingDrawing" xmlns:w10="urn:schemas-microsoft-com:office:word" xmlns:w="http://schemas.openxmlformats.org/wordprocessingml/2006/main" xmlns:w14="http://schemas.microsoft.com/office/word/2010/wordml" xmlns:w15="http://schemas.microsoft.com/office/word/2012/wordml" xmlns:w16cex="http://schemas.microsoft.com/office/word/2018/wordml/cex" xmlns:w16cid="http://schemas.microsoft.com/office/word/2016/wordml/cid" xmlns:w16="http://schemas.microsoft.com/office/word/2018/wordml" xmlns:w16sdtdh="http://schemas.microsoft.com/office/word/2020/wordml/sdtdatahash" xmlns:w16se="http://schemas.microsoft.com/office/word/2015/wordml/symex" xmlns:wpg="http://schemas.microsoft.com/office/word/2010/wordprocessingGroup" xmlns:wpi="http://schemas.microsoft.com/office/word/2010/wordprocessingInk" xmlns:wne="http://schemas.microsoft.com/office/word/2006/wordml" xmlns:wps="http://schemas.microsoft.com/office/word/2010/wordprocessingShape" mc:Ignorable="w14 w15 w16se w16cid w16 w16cex w16sdtdh wp14">
   <w:body>
     <w:p>
+      <w:pPr>
+        <w:rPr>
+          <w:sz w:val="22"/>
+          <w:szCs w:val="22"/>
+        </w:rPr>
+      </w:pPr>
+      <w:r>
+        <w:rPr>
+          <w:sz w:val="22"/>
+          <w:szCs w:val="22"/>
+        </w:rPr>
+        <w:t xml:space="preserve">Dear Dr </w:t>
+      </w:r>
+      <w:proofErr w:type="spellStart"/>
+      <w:r>
+        <w:rPr>
+          <w:sz w:val="22"/>
+          <w:szCs w:val="22"/>
+        </w:rPr>
+        <w:t>Treccani</w:t>
+      </w:r>
+      <w:proofErr w:type="spellEnd"/>
+      <w:r>
+        <w:rPr>
+          <w:sz w:val="22"/>
+          <w:szCs w:val="22"/>
+        </w:rPr>
+        <w:t>,</w:t>
+      </w:r>
+    </w:p>
+    <w:p>
+      <w:pPr>
+        <w:rPr>
+          <w:sz w:val="22"/>
+          <w:szCs w:val="22"/>
+        </w:rPr>
+      </w:pPr>
+    </w:p>
+    <w:p>
+      <w:pPr>
+        <w:rPr>
+          <w:sz w:val="22"/>
+          <w:szCs w:val="22"/>
+        </w:rPr>
+      </w:pPr>
+      <w:r>
+        <w:rPr>
+          <w:sz w:val="22"/>
+          <w:szCs w:val="22"/>
+        </w:rPr>
+        <w:t xml:space="preserve">Thank you and the reviewers once again for the constructive comments on our paper. We have </w:t>
+      </w:r>
+    </w:p>
+    <w:p>
+      <w:pPr>
+        <w:rPr>
+          <w:sz w:val="22"/>
+          <w:szCs w:val="22"/>
+        </w:rPr>
+      </w:pPr>
+    </w:p>
+    <w:p>
       <w:r>
         <w:rPr>
           <w:sz w:val="22"/>
@@ -181,7 +243,15 @@
           <w:szCs w:val="22"/>
         </w:rPr>
         <w:br/>
-        <w:t>Please review sections in which broad claims are made about learning, memory, context specificity, and transfer, and ensure that these are supported by an appropriately up-to-date and representative selection of references, including both classic and more recent contributions where relevant.</w:t>
+        <w:t xml:space="preserve">Please review sections in which broad claims are made about learning, memory, context specificity, and transfer, and ensure that these are supported by an appropriately up-to-date and representative selection of references, including both classic and more recent </w:t>
+      </w:r>
+      <w:r>
+        <w:rPr>
+          <w:sz w:val="22"/>
+          <w:szCs w:val="22"/>
+        </w:rPr>
+        <w:lastRenderedPageBreak/>
+        <w:t>contributions where relevant.</w:t>
       </w:r>
       <w:r>
         <w:rPr>
@@ -204,15 +274,7 @@
           <w:szCs w:val="22"/>
         </w:rPr>
         <w:br/>
-        <w:t xml:space="preserve">Please ensure that the materials on the Open Science Framework are clearly organised and documented in their final form for publication. Data, analysis scripts, and instructions for </w:t>
-      </w:r>
-      <w:r>
-        <w:rPr>
-          <w:sz w:val="22"/>
-          <w:szCs w:val="22"/>
-        </w:rPr>
-        <w:lastRenderedPageBreak/>
-        <w:t>reproducing the main results should be readily interpretable by readers and other researchers. If some working files remain on a GitHub repository, please clarify how these relate to the materials archived on OSF.</w:t>
+        <w:t>Please ensure that the materials on the Open Science Framework are clearly organised and documented in their final form for publication. Data, analysis scripts, and instructions for reproducing the main results should be readily interpretable by readers and other researchers. If some working files remain on a GitHub repository, please clarify how these relate to the materials archived on OSF.</w:t>
       </w:r>
       <w:r>
         <w:rPr>
@@ -410,6 +472,7 @@
           <w:sz w:val="22"/>
           <w:szCs w:val="22"/>
         </w:rPr>
+        <w:lastRenderedPageBreak/>
         <w:br/>
         <w:t>Reviewer(s)' Comments to Author:</w:t>
       </w:r>
@@ -441,6 +504,287 @@
           <w:szCs w:val="22"/>
         </w:rPr>
         <w:br/>
+        <w:t>Comments to the Author</w:t>
+      </w:r>
+      <w:r>
+        <w:rPr>
+          <w:sz w:val="22"/>
+          <w:szCs w:val="22"/>
+        </w:rPr>
+        <w:br/>
+        <w:t>The authors have worked hard and made sincere efforts to respond to the reviewers' reactions and suggestions. The manuscript is much clearer now in describing the methods, results and conclusions.</w:t>
+      </w:r>
+      <w:r>
+        <w:rPr>
+          <w:sz w:val="22"/>
+          <w:szCs w:val="22"/>
+        </w:rPr>
+        <w:br/>
+      </w:r>
+      <w:r>
+        <w:rPr>
+          <w:sz w:val="22"/>
+          <w:szCs w:val="22"/>
+        </w:rPr>
+        <w:br/>
+        <w:t>I have a few specific comments:</w:t>
+      </w:r>
+      <w:r>
+        <w:rPr>
+          <w:sz w:val="22"/>
+          <w:szCs w:val="22"/>
+        </w:rPr>
+        <w:br/>
+        <w:t>The second sentence of the Abstract does not seem to articulate a clear research question.</w:t>
+      </w:r>
+      <w:r>
+        <w:rPr>
+          <w:sz w:val="22"/>
+          <w:szCs w:val="22"/>
+        </w:rPr>
+        <w:br/>
+      </w:r>
+      <w:r>
+        <w:rPr>
+          <w:sz w:val="22"/>
+          <w:szCs w:val="22"/>
+        </w:rPr>
+        <w:br/>
+        <w:t xml:space="preserve">p. 15. Re </w:t>
+      </w:r>
+      <w:proofErr w:type="spellStart"/>
+      <w:r>
+        <w:rPr>
+          <w:sz w:val="22"/>
+          <w:szCs w:val="22"/>
+        </w:rPr>
+        <w:t>Expt</w:t>
+      </w:r>
+      <w:proofErr w:type="spellEnd"/>
+      <w:r>
+        <w:rPr>
+          <w:sz w:val="22"/>
+          <w:szCs w:val="22"/>
+        </w:rPr>
+        <w:t xml:space="preserve"> 1B, it is arguable that when one has only ten minutes to review for two possible test questions, one should focus on only one of them.  I would bet if I gave this question to a group of psychology or education graduate students (or professors), the results would exhibit "variability". Thus, the "logic questions" condition may have not been a powerful hint at the general principle.</w:t>
+      </w:r>
+      <w:r>
+        <w:rPr>
+          <w:sz w:val="22"/>
+          <w:szCs w:val="22"/>
+        </w:rPr>
+        <w:br/>
+      </w:r>
+      <w:r>
+        <w:rPr>
+          <w:sz w:val="22"/>
+          <w:szCs w:val="22"/>
+        </w:rPr>
+        <w:br/>
+        <w:t>The last paragraph on p. 15 has several typos.</w:t>
+      </w:r>
+      <w:r>
+        <w:rPr>
+          <w:sz w:val="22"/>
+          <w:szCs w:val="22"/>
+        </w:rPr>
+        <w:br/>
+      </w:r>
+      <w:r>
+        <w:rPr>
+          <w:sz w:val="22"/>
+          <w:szCs w:val="22"/>
+        </w:rPr>
+        <w:br/>
+        <w:t xml:space="preserve">I still feel that the references are quite dated and limited in places.  For example, on p. 19: "More generally, it has long been known that learning and memory are highly context specific (e.g. </w:t>
+      </w:r>
+      <w:proofErr w:type="spellStart"/>
+      <w:r>
+        <w:rPr>
+          <w:sz w:val="22"/>
+          <w:szCs w:val="22"/>
+        </w:rPr>
+        <w:t>Carr</w:t>
+      </w:r>
+      <w:proofErr w:type="spellEnd"/>
+      <w:r>
+        <w:rPr>
+          <w:sz w:val="22"/>
+          <w:szCs w:val="22"/>
+        </w:rPr>
+        <w:t xml:space="preserve">, 1925).." (only a single reference, 100 years old!).  Here, many standard recent references on this point are conspicuously absent, for example Tulving &amp; Thomson (1973), Godden &amp; Baddeley (1975), Smith, </w:t>
+      </w:r>
+      <w:proofErr w:type="spellStart"/>
+      <w:r>
+        <w:rPr>
+          <w:sz w:val="22"/>
+          <w:szCs w:val="22"/>
+        </w:rPr>
+        <w:t>Glenberg</w:t>
+      </w:r>
+      <w:proofErr w:type="spellEnd"/>
+      <w:r>
+        <w:rPr>
+          <w:sz w:val="22"/>
+          <w:szCs w:val="22"/>
+        </w:rPr>
+        <w:t>, &amp; Bjork (1978).</w:t>
+      </w:r>
+      <w:r>
+        <w:rPr>
+          <w:sz w:val="22"/>
+          <w:szCs w:val="22"/>
+        </w:rPr>
+        <w:br/>
+      </w:r>
+      <w:r>
+        <w:rPr>
+          <w:sz w:val="22"/>
+          <w:szCs w:val="22"/>
+        </w:rPr>
+        <w:br/>
+        <w:t>More generally, the authors have also put effort into highlighting connections of this work with a number of issues in cognitive and educational psychology (again responding cooperatively to suggestions). Partly for that reason, I feel this is a thought-provoking article.</w:t>
+      </w:r>
+      <w:r>
+        <w:rPr>
+          <w:sz w:val="22"/>
+          <w:szCs w:val="22"/>
+        </w:rPr>
+        <w:br/>
+      </w:r>
+      <w:r>
+        <w:rPr>
+          <w:sz w:val="22"/>
+          <w:szCs w:val="22"/>
+        </w:rPr>
+        <w:br/>
+        <w:t xml:space="preserve">However, the other reason I think it is thought-provoking is because I still disagree with some of the authors' conclusions, mainly about theoretical mechanisms that might explain the results. The main conclusion is that variability in responding is a "persistent default mode", perhaps because variability of </w:t>
+      </w:r>
+      <w:proofErr w:type="spellStart"/>
+      <w:r>
+        <w:rPr>
+          <w:sz w:val="22"/>
+          <w:szCs w:val="22"/>
+        </w:rPr>
+        <w:t>behavior</w:t>
+      </w:r>
+      <w:proofErr w:type="spellEnd"/>
+      <w:r>
+        <w:rPr>
+          <w:sz w:val="22"/>
+          <w:szCs w:val="22"/>
+        </w:rPr>
+        <w:t xml:space="preserve"> enables efficient reinforcement learning (RL). But this explanation and its implications are not thoroughly explored. For example, from that viewpoint the manipulation in </w:t>
+      </w:r>
+      <w:proofErr w:type="spellStart"/>
+      <w:r>
+        <w:rPr>
+          <w:sz w:val="22"/>
+          <w:szCs w:val="22"/>
+        </w:rPr>
+        <w:t>Expt</w:t>
+      </w:r>
+      <w:proofErr w:type="spellEnd"/>
+      <w:r>
+        <w:rPr>
+          <w:sz w:val="22"/>
+          <w:szCs w:val="22"/>
+        </w:rPr>
+        <w:t xml:space="preserve"> 2 seems inconsistent, because simple training in emitting the "optimal" </w:t>
+      </w:r>
+      <w:proofErr w:type="spellStart"/>
+      <w:r>
+        <w:rPr>
+          <w:sz w:val="22"/>
+          <w:szCs w:val="22"/>
+        </w:rPr>
+        <w:t>behavior</w:t>
+      </w:r>
+      <w:proofErr w:type="spellEnd"/>
+      <w:r>
+        <w:rPr>
+          <w:sz w:val="22"/>
+          <w:szCs w:val="22"/>
+        </w:rPr>
+        <w:t xml:space="preserve"> does not provide feedback with the type of informative contingency that enables RL, by distinguishing between good and bad decisions. Put another way, if I have been directed to the optimal position on every trial, how do I know that other positions are worse?</w:t>
+      </w:r>
+      <w:r>
+        <w:rPr>
+          <w:sz w:val="22"/>
+          <w:szCs w:val="22"/>
+        </w:rPr>
+        <w:br/>
+      </w:r>
+      <w:r>
+        <w:rPr>
+          <w:sz w:val="22"/>
+          <w:szCs w:val="22"/>
+        </w:rPr>
+        <w:br/>
+        <w:t xml:space="preserve">Rather, that </w:t>
+      </w:r>
+      <w:proofErr w:type="spellStart"/>
+      <w:r>
+        <w:rPr>
+          <w:sz w:val="22"/>
+          <w:szCs w:val="22"/>
+        </w:rPr>
+        <w:t>Expt</w:t>
+      </w:r>
+      <w:proofErr w:type="spellEnd"/>
+      <w:r>
+        <w:rPr>
+          <w:sz w:val="22"/>
+          <w:szCs w:val="22"/>
+        </w:rPr>
+        <w:t xml:space="preserve"> 2 manipulation seems to have been based on the idea that simple </w:t>
+      </w:r>
+      <w:proofErr w:type="spellStart"/>
+      <w:r>
+        <w:rPr>
+          <w:sz w:val="22"/>
+          <w:szCs w:val="22"/>
+        </w:rPr>
+        <w:t>behavioral</w:t>
+      </w:r>
+      <w:proofErr w:type="spellEnd"/>
+      <w:r>
+        <w:rPr>
+          <w:sz w:val="22"/>
+          <w:szCs w:val="22"/>
+        </w:rPr>
+        <w:t xml:space="preserve"> guidance might enable insight or generalization in some tasks (Grant and Spivey, 2003; Thomas &amp; </w:t>
+      </w:r>
+      <w:proofErr w:type="spellStart"/>
+      <w:r>
+        <w:rPr>
+          <w:sz w:val="22"/>
+          <w:szCs w:val="22"/>
+        </w:rPr>
+        <w:t>Lleras</w:t>
+      </w:r>
+      <w:proofErr w:type="spellEnd"/>
+      <w:r>
+        <w:rPr>
+          <w:sz w:val="22"/>
+          <w:szCs w:val="22"/>
+        </w:rPr>
+        <w:t>, 2008). One question is: Why should this happen? I could see a embodied cognition argument being constructed here, but possible mechanisms behind this effect is not discussed.</w:t>
+      </w:r>
+      <w:r>
+        <w:rPr>
+          <w:sz w:val="22"/>
+          <w:szCs w:val="22"/>
+        </w:rPr>
+        <w:br/>
+      </w:r>
+      <w:r>
+        <w:rPr>
+          <w:sz w:val="22"/>
+          <w:szCs w:val="22"/>
+        </w:rPr>
+        <w:br/>
+        <w:t xml:space="preserve">This evokes another question: do the participants even view the task as an insight problem (as the authors seem to)  that requires an abstract generalization? If not, then they may not be motivated to find one, and without such an explicit generalization it's not clear to me that </w:t>
       </w:r>
       <w:r>
         <w:rPr>
@@ -448,53 +792,7 @@
           <w:szCs w:val="22"/>
         </w:rPr>
         <w:lastRenderedPageBreak/>
-        <w:t>Comments to the Author</w:t>
-      </w:r>
-      <w:r>
-        <w:rPr>
-          <w:sz w:val="22"/>
-          <w:szCs w:val="22"/>
-        </w:rPr>
-        <w:br/>
-        <w:t>The authors have worked hard and made sincere efforts to respond to the reviewers' reactions and suggestions. The manuscript is much clearer now in describing the methods, results and conclusions.</w:t>
-      </w:r>
-      <w:r>
-        <w:rPr>
-          <w:sz w:val="22"/>
-          <w:szCs w:val="22"/>
-        </w:rPr>
-        <w:br/>
-      </w:r>
-      <w:r>
-        <w:rPr>
-          <w:sz w:val="22"/>
-          <w:szCs w:val="22"/>
-        </w:rPr>
-        <w:br/>
-        <w:t>I have a few specific comments:</w:t>
-      </w:r>
-      <w:r>
-        <w:rPr>
-          <w:sz w:val="22"/>
-          <w:szCs w:val="22"/>
-        </w:rPr>
-        <w:br/>
-        <w:t>The second sentence of the Abstract does not seem to articulate a clear research question.</w:t>
-      </w:r>
-      <w:r>
-        <w:rPr>
-          <w:sz w:val="22"/>
-          <w:szCs w:val="22"/>
-        </w:rPr>
-        <w:br/>
-      </w:r>
-      <w:r>
-        <w:rPr>
-          <w:sz w:val="22"/>
-          <w:szCs w:val="22"/>
-        </w:rPr>
-        <w:br/>
-        <w:t xml:space="preserve">p. 15. Re </w:t>
+        <w:t xml:space="preserve">optimal </w:t>
       </w:r>
       <w:proofErr w:type="spellStart"/>
       <w:r>
@@ -502,7 +800,7 @@
           <w:sz w:val="22"/>
           <w:szCs w:val="22"/>
         </w:rPr>
-        <w:t>Expt</w:t>
+        <w:t>behavior</w:t>
       </w:r>
       <w:proofErr w:type="spellEnd"/>
       <w:r>
@@ -510,240 +808,6 @@
           <w:sz w:val="22"/>
           <w:szCs w:val="22"/>
         </w:rPr>
-        <w:t xml:space="preserve"> 1B, it is arguable that when one has only ten minutes to review for two possible test questions, one should focus on only one of them.  I would bet if I gave this question to a group of psychology or education graduate students (or professors), the results would exhibit "variability". Thus, the "logic questions" condition may have not been a powerful hint at the general principle.</w:t>
-      </w:r>
-      <w:r>
-        <w:rPr>
-          <w:sz w:val="22"/>
-          <w:szCs w:val="22"/>
-        </w:rPr>
-        <w:br/>
-      </w:r>
-      <w:r>
-        <w:rPr>
-          <w:sz w:val="22"/>
-          <w:szCs w:val="22"/>
-        </w:rPr>
-        <w:br/>
-        <w:t>The last paragraph on p. 15 has several typos.</w:t>
-      </w:r>
-      <w:r>
-        <w:rPr>
-          <w:sz w:val="22"/>
-          <w:szCs w:val="22"/>
-        </w:rPr>
-        <w:br/>
-      </w:r>
-      <w:r>
-        <w:rPr>
-          <w:sz w:val="22"/>
-          <w:szCs w:val="22"/>
-        </w:rPr>
-        <w:br/>
-        <w:t xml:space="preserve">I still feel that the references are quite dated and limited in places.  For example, on p. 19: "More generally, it has long been known that learning and memory are highly context specific (e.g. </w:t>
-      </w:r>
-      <w:proofErr w:type="spellStart"/>
-      <w:r>
-        <w:rPr>
-          <w:sz w:val="22"/>
-          <w:szCs w:val="22"/>
-        </w:rPr>
-        <w:t>Carr</w:t>
-      </w:r>
-      <w:proofErr w:type="spellEnd"/>
-      <w:r>
-        <w:rPr>
-          <w:sz w:val="22"/>
-          <w:szCs w:val="22"/>
-        </w:rPr>
-        <w:t xml:space="preserve">, 1925).." (only a single reference, 100 years old!).  Here, many standard recent references on this point are conspicuously absent, for example Tulving &amp; Thomson (1973), Godden &amp; Baddeley (1975), Smith, </w:t>
-      </w:r>
-      <w:proofErr w:type="spellStart"/>
-      <w:r>
-        <w:rPr>
-          <w:sz w:val="22"/>
-          <w:szCs w:val="22"/>
-        </w:rPr>
-        <w:t>Glenberg</w:t>
-      </w:r>
-      <w:proofErr w:type="spellEnd"/>
-      <w:r>
-        <w:rPr>
-          <w:sz w:val="22"/>
-          <w:szCs w:val="22"/>
-        </w:rPr>
-        <w:t>, &amp; Bjork (1978).</w:t>
-      </w:r>
-      <w:r>
-        <w:rPr>
-          <w:sz w:val="22"/>
-          <w:szCs w:val="22"/>
-        </w:rPr>
-        <w:br/>
-      </w:r>
-      <w:r>
-        <w:rPr>
-          <w:sz w:val="22"/>
-          <w:szCs w:val="22"/>
-        </w:rPr>
-        <w:br/>
-        <w:t>More generally, the authors have also put effort into highlighting connections of this work with a number of issues in cognitive and educational psychology (again responding cooperatively to suggestions). Partly for that reason, I feel this is a thought-provoking article.</w:t>
-      </w:r>
-      <w:r>
-        <w:rPr>
-          <w:sz w:val="22"/>
-          <w:szCs w:val="22"/>
-        </w:rPr>
-        <w:br/>
-      </w:r>
-      <w:r>
-        <w:rPr>
-          <w:sz w:val="22"/>
-          <w:szCs w:val="22"/>
-        </w:rPr>
-        <w:br/>
-        <w:t xml:space="preserve">However, the other reason I think it is thought-provoking is because I still disagree with some of the authors' conclusions, mainly about theoretical mechanisms that might explain the results. The main conclusion is that variability in responding is a "persistent default mode", perhaps because variability of </w:t>
-      </w:r>
-      <w:proofErr w:type="spellStart"/>
-      <w:r>
-        <w:rPr>
-          <w:sz w:val="22"/>
-          <w:szCs w:val="22"/>
-        </w:rPr>
-        <w:t>behavior</w:t>
-      </w:r>
-      <w:proofErr w:type="spellEnd"/>
-      <w:r>
-        <w:rPr>
-          <w:sz w:val="22"/>
-          <w:szCs w:val="22"/>
-        </w:rPr>
-        <w:t xml:space="preserve"> enables efficient reinforcement learning (RL). But this explanation and its implications are not thoroughly explored. For example, from that viewpoint the manipulation in </w:t>
-      </w:r>
-      <w:proofErr w:type="spellStart"/>
-      <w:r>
-        <w:rPr>
-          <w:sz w:val="22"/>
-          <w:szCs w:val="22"/>
-        </w:rPr>
-        <w:t>Expt</w:t>
-      </w:r>
-      <w:proofErr w:type="spellEnd"/>
-      <w:r>
-        <w:rPr>
-          <w:sz w:val="22"/>
-          <w:szCs w:val="22"/>
-        </w:rPr>
-        <w:t xml:space="preserve"> 2 seems inconsistent, because simple training in emitting the "optimal" </w:t>
-      </w:r>
-      <w:proofErr w:type="spellStart"/>
-      <w:r>
-        <w:rPr>
-          <w:sz w:val="22"/>
-          <w:szCs w:val="22"/>
-        </w:rPr>
-        <w:t>behavior</w:t>
-      </w:r>
-      <w:proofErr w:type="spellEnd"/>
-      <w:r>
-        <w:rPr>
-          <w:sz w:val="22"/>
-          <w:szCs w:val="22"/>
-        </w:rPr>
-        <w:t xml:space="preserve"> does not provide feedback with the type of informative contingency that enables RL, by distinguishing between good and bad decisions. Put another way, if I have been directed to the optimal position on every trial, how do I know that other positions are worse?</w:t>
-      </w:r>
-      <w:r>
-        <w:rPr>
-          <w:sz w:val="22"/>
-          <w:szCs w:val="22"/>
-        </w:rPr>
-        <w:br/>
-      </w:r>
-      <w:r>
-        <w:rPr>
-          <w:sz w:val="22"/>
-          <w:szCs w:val="22"/>
-        </w:rPr>
-        <w:br/>
-        <w:t xml:space="preserve">Rather, that </w:t>
-      </w:r>
-      <w:proofErr w:type="spellStart"/>
-      <w:r>
-        <w:rPr>
-          <w:sz w:val="22"/>
-          <w:szCs w:val="22"/>
-        </w:rPr>
-        <w:t>Expt</w:t>
-      </w:r>
-      <w:proofErr w:type="spellEnd"/>
-      <w:r>
-        <w:rPr>
-          <w:sz w:val="22"/>
-          <w:szCs w:val="22"/>
-        </w:rPr>
-        <w:t xml:space="preserve"> 2 manipulation seems to have been based on the idea that simple </w:t>
-      </w:r>
-      <w:proofErr w:type="spellStart"/>
-      <w:r>
-        <w:rPr>
-          <w:sz w:val="22"/>
-          <w:szCs w:val="22"/>
-        </w:rPr>
-        <w:t>behavioral</w:t>
-      </w:r>
-      <w:proofErr w:type="spellEnd"/>
-      <w:r>
-        <w:rPr>
-          <w:sz w:val="22"/>
-          <w:szCs w:val="22"/>
-        </w:rPr>
-        <w:t xml:space="preserve"> guidance might enable insight or generalization in some tasks (Grant and Spivey, 2003; Thomas &amp; </w:t>
-      </w:r>
-      <w:proofErr w:type="spellStart"/>
-      <w:r>
-        <w:rPr>
-          <w:sz w:val="22"/>
-          <w:szCs w:val="22"/>
-        </w:rPr>
-        <w:t>Lleras</w:t>
-      </w:r>
-      <w:proofErr w:type="spellEnd"/>
-      <w:r>
-        <w:rPr>
-          <w:sz w:val="22"/>
-          <w:szCs w:val="22"/>
-        </w:rPr>
-        <w:t>, 2008). One question is: Why should this happen? I could see a embodied cognition argument being constructed here, but possible mechanisms behind this effect is not discussed.</w:t>
-      </w:r>
-      <w:r>
-        <w:rPr>
-          <w:sz w:val="22"/>
-          <w:szCs w:val="22"/>
-        </w:rPr>
-        <w:br/>
-      </w:r>
-      <w:r>
-        <w:rPr>
-          <w:sz w:val="22"/>
-          <w:szCs w:val="22"/>
-        </w:rPr>
-        <w:br/>
-        <w:t xml:space="preserve">This evokes another question: do the participants even view the task as an insight problem (as the authors seem to)  that requires an abstract generalization? If not, then they may not be motivated to find one, and without such an explicit generalization it's not clear to me that optimal </w:t>
-      </w:r>
-      <w:proofErr w:type="spellStart"/>
-      <w:r>
-        <w:rPr>
-          <w:sz w:val="22"/>
-          <w:szCs w:val="22"/>
-        </w:rPr>
-        <w:t>behavior</w:t>
-      </w:r>
-      <w:proofErr w:type="spellEnd"/>
-      <w:r>
-        <w:rPr>
-          <w:sz w:val="22"/>
-          <w:szCs w:val="22"/>
-        </w:rPr>
         <w:t xml:space="preserve"> should generalize. Indeed, participants may view Study 2 as merely a study of visual perception, and not be particularly motivated to improve their performance.  In sum, the authors pose their study as investigating conditions for transfer of learning, but I feel the learning itself has not been sufficiently established to make the answer to the transfer question compelling.</w:t>
       </w:r>
       <w:r>
@@ -758,7 +822,6 @@
           <w:sz w:val="22"/>
           <w:szCs w:val="22"/>
         </w:rPr>
-        <w:lastRenderedPageBreak/>
         <w:br/>
         <w:t>To summarize, the paper is clearly written, and thought-provoking, but its theoretical import is unclear (or at least debatable).</w:t>
       </w:r>

--- a/revisions/CoverLetterAndReviewResponseFinalRound.docx
+++ b/revisions/CoverLetterAndReviewResponseFinalRound.docx
@@ -55,6 +55,13 @@
         </w:rPr>
         <w:t xml:space="preserve">Thank you and the reviewers once again for the constructive comments on our paper. We have </w:t>
       </w:r>
+      <w:r>
+        <w:rPr>
+          <w:sz w:val="22"/>
+          <w:szCs w:val="22"/>
+        </w:rPr>
+        <w:t>used these comments to revise the paper and explain the revisions in our responses below. We think the revised paper has been improved by the additional changes and are happy to resubmit it as a final revision for your consideration.</w:t>
+      </w:r>
     </w:p>
     <w:p>
       <w:pPr>
@@ -65,134 +72,72 @@
       </w:pPr>
     </w:p>
     <w:p>
-      <w:r>
-        <w:rPr>
-          <w:sz w:val="22"/>
-          <w:szCs w:val="22"/>
-        </w:rPr>
-        <w:t>C</w:t>
-      </w:r>
-      <w:r>
-        <w:rPr>
-          <w:sz w:val="22"/>
-          <w:szCs w:val="22"/>
-        </w:rPr>
-        <w:t>AUTION: External email. Ensure this message is from a trusted source and exercise caution before clicking links/opening attachments.</w:t>
-      </w:r>
-      <w:r>
-        <w:rPr>
-          <w:sz w:val="22"/>
-          <w:szCs w:val="22"/>
-        </w:rPr>
-        <w:br/>
-      </w:r>
-      <w:r>
-        <w:rPr>
-          <w:sz w:val="22"/>
-          <w:szCs w:val="22"/>
-        </w:rPr>
-        <w:br/>
-      </w:r>
-      <w:r>
-        <w:rPr>
-          <w:sz w:val="22"/>
-          <w:szCs w:val="22"/>
-        </w:rPr>
-        <w:br/>
-        <w:t>01-Feb-2026</w:t>
-      </w:r>
-      <w:r>
-        <w:rPr>
-          <w:sz w:val="22"/>
-          <w:szCs w:val="22"/>
-        </w:rPr>
-        <w:br/>
-      </w:r>
-      <w:r>
-        <w:rPr>
-          <w:sz w:val="22"/>
-          <w:szCs w:val="22"/>
-        </w:rPr>
-        <w:br/>
-        <w:t>Dear Dr Hunt,</w:t>
-      </w:r>
-      <w:r>
-        <w:rPr>
-          <w:sz w:val="22"/>
-          <w:szCs w:val="22"/>
-        </w:rPr>
-        <w:br/>
-      </w:r>
-      <w:r>
-        <w:rPr>
-          <w:sz w:val="22"/>
-          <w:szCs w:val="22"/>
-        </w:rPr>
-        <w:br/>
-        <w:t>Thank you for submitting the revised version of your manuscript, “Variable and sub-optimal responses to a choice problem are a persistent default mode,” to the Quarterly Journal of Experimental Psychology, and for your detailed and thoughtful responses to the reviewers.</w:t>
-      </w:r>
-      <w:r>
-        <w:rPr>
-          <w:sz w:val="22"/>
-          <w:szCs w:val="22"/>
-        </w:rPr>
-        <w:br/>
-      </w:r>
-      <w:r>
-        <w:rPr>
-          <w:sz w:val="22"/>
-          <w:szCs w:val="22"/>
-        </w:rPr>
-        <w:br/>
-        <w:t>Across rounds of review, the reviewers note substantial improvement in the clarity of the methods, the presentation of the results, and the integration with the literature on transfer of learning, decision making, and cognitive and educational psychology. Several of the previously raised issues regarding sample and task description, statistical approach, and the relation to prior work have now been addressed in a satisfactory way. The paper is described as clearly written, well documented, and thought-provoking, and it is seen as making an interesting contribution.</w:t>
-      </w:r>
-      <w:r>
-        <w:rPr>
-          <w:sz w:val="22"/>
-          <w:szCs w:val="22"/>
-        </w:rPr>
-        <w:br/>
-      </w:r>
-      <w:r>
-        <w:rPr>
-          <w:sz w:val="22"/>
-          <w:szCs w:val="22"/>
-        </w:rPr>
-        <w:br/>
-        <w:t>One reviewer continues to raise questions about certain aspects of the theoretical framing and about how strongly some of the interpretative claims should be stated. At the same time, the reviewer notes that full agreement on interpretation is not necessary for publication.</w:t>
-      </w:r>
-      <w:r>
-        <w:rPr>
-          <w:sz w:val="22"/>
-          <w:szCs w:val="22"/>
-        </w:rPr>
-        <w:br/>
-      </w:r>
-      <w:r>
-        <w:rPr>
-          <w:sz w:val="22"/>
-          <w:szCs w:val="22"/>
-        </w:rPr>
-        <w:br/>
-        <w:t>In light of the overall positive evaluations, I am pleased to invite you to submit a final revision in which the following remaining issues should be addressed:</w:t>
-      </w:r>
-      <w:r>
-        <w:rPr>
-          <w:sz w:val="22"/>
-          <w:szCs w:val="22"/>
-        </w:rPr>
-        <w:br/>
-      </w:r>
-      <w:r>
-        <w:rPr>
-          <w:sz w:val="22"/>
-          <w:szCs w:val="22"/>
-        </w:rPr>
-        <w:br/>
+      <w:pPr>
+        <w:rPr>
+          <w:sz w:val="22"/>
+          <w:szCs w:val="22"/>
+        </w:rPr>
+      </w:pPr>
+      <w:r>
+        <w:rPr>
+          <w:sz w:val="22"/>
+          <w:szCs w:val="22"/>
+        </w:rPr>
+        <w:t>Kind regards,</w:t>
+      </w:r>
+    </w:p>
+    <w:p>
+      <w:pPr>
+        <w:rPr>
+          <w:sz w:val="22"/>
+          <w:szCs w:val="22"/>
+        </w:rPr>
+      </w:pPr>
+      <w:r>
+        <w:rPr>
+          <w:sz w:val="22"/>
+          <w:szCs w:val="22"/>
+        </w:rPr>
+        <w:t xml:space="preserve">Amelia (on behalf of all the authors) </w:t>
+      </w:r>
+    </w:p>
+    <w:p>
+      <w:pPr>
+        <w:rPr>
+          <w:sz w:val="22"/>
+          <w:szCs w:val="22"/>
+        </w:rPr>
+      </w:pPr>
+    </w:p>
+    <w:p>
+      <w:pPr>
+        <w:rPr>
+          <w:i/>
+          <w:iCs/>
+          <w:sz w:val="22"/>
+          <w:szCs w:val="22"/>
+        </w:rPr>
+      </w:pPr>
+      <w:r>
+        <w:rPr>
+          <w:sz w:val="22"/>
+          <w:szCs w:val="22"/>
+        </w:rPr>
+        <w:br/>
+      </w:r>
+      <w:r>
+        <w:rPr>
+          <w:i/>
+          <w:iCs/>
+          <w:sz w:val="22"/>
+          <w:szCs w:val="22"/>
+        </w:rPr>
         <w:t>Clarify and calibrate key claims.</w:t>
       </w:r>
       <w:r>
         <w:rPr>
+          <w:i/>
+          <w:iCs/>
           <w:sz w:val="22"/>
           <w:szCs w:val="22"/>
         </w:rPr>
@@ -201,21 +146,70 @@
       </w:r>
       <w:r>
         <w:rPr>
-          <w:sz w:val="22"/>
-          <w:szCs w:val="22"/>
-        </w:rPr>
-        <w:br/>
-      </w:r>
-      <w:r>
-        <w:rPr>
-          <w:sz w:val="22"/>
-          <w:szCs w:val="22"/>
-        </w:rPr>
-        <w:br/>
+          <w:i/>
+          <w:iCs/>
+          <w:sz w:val="22"/>
+          <w:szCs w:val="22"/>
+        </w:rPr>
+        <w:br/>
+      </w:r>
+    </w:p>
+    <w:p>
+      <w:pPr>
+        <w:rPr>
+          <w:sz w:val="22"/>
+          <w:szCs w:val="22"/>
+        </w:rPr>
+      </w:pPr>
+      <w:r>
+        <w:rPr>
+          <w:sz w:val="22"/>
+          <w:szCs w:val="22"/>
+        </w:rPr>
+        <w:t xml:space="preserve">We have removed the phrase “default mode” from the title, abstract, and throughout the paper as it may have connotations we did not intend. We have also read through the paper carefully to ensure our </w:t>
+      </w:r>
+      <w:r>
+        <w:rPr>
+          <w:sz w:val="22"/>
+          <w:szCs w:val="22"/>
+        </w:rPr>
+        <w:t>perspective on the results is balanced with alternative explanations.</w:t>
+      </w:r>
+      <w:r>
+        <w:rPr>
+          <w:sz w:val="22"/>
+          <w:szCs w:val="22"/>
+        </w:rPr>
+        <w:t xml:space="preserve">  </w:t>
+      </w:r>
+    </w:p>
+    <w:p>
+      <w:pPr>
+        <w:rPr>
+          <w:sz w:val="22"/>
+          <w:szCs w:val="22"/>
+        </w:rPr>
+      </w:pPr>
+      <w:r>
+        <w:rPr>
+          <w:sz w:val="22"/>
+          <w:szCs w:val="22"/>
+        </w:rPr>
+        <w:br/>
+      </w:r>
+      <w:r>
+        <w:rPr>
+          <w:i/>
+          <w:iCs/>
+          <w:sz w:val="22"/>
+          <w:szCs w:val="22"/>
+        </w:rPr>
         <w:t>Streamline terminology and structure.</w:t>
       </w:r>
       <w:r>
         <w:rPr>
+          <w:i/>
+          <w:iCs/>
           <w:sz w:val="22"/>
           <w:szCs w:val="22"/>
         </w:rPr>
@@ -224,11 +218,30 @@
       </w:r>
       <w:r>
         <w:rPr>
-          <w:sz w:val="22"/>
-          <w:szCs w:val="22"/>
-        </w:rPr>
-        <w:br/>
-      </w:r>
+          <w:i/>
+          <w:iCs/>
+          <w:sz w:val="22"/>
+          <w:szCs w:val="22"/>
+        </w:rPr>
+        <w:br/>
+      </w:r>
+    </w:p>
+    <w:p>
+      <w:pPr>
+        <w:rPr>
+          <w:sz w:val="22"/>
+          <w:szCs w:val="22"/>
+        </w:rPr>
+      </w:pPr>
+      <w:r>
+        <w:rPr>
+          <w:sz w:val="22"/>
+          <w:szCs w:val="22"/>
+        </w:rPr>
+        <w:t>We have streamlined the introduction</w:t>
+      </w:r>
+    </w:p>
+    <w:p>
       <w:r>
         <w:rPr>
           <w:sz w:val="22"/>
@@ -243,7 +256,67 @@
           <w:szCs w:val="22"/>
         </w:rPr>
         <w:br/>
-        <w:t xml:space="preserve">Please review sections in which broad claims are made about learning, memory, context specificity, and transfer, and ensure that these are supported by an appropriately up-to-date and representative selection of references, including both classic and more recent </w:t>
+        <w:t>Please review sections in which broad claims are made about learning, memory, context specificity, and transfer, and ensure that these are supported by an appropriately up-to-date and representative selection of references, including both classic and more recent contributions where relevant.</w:t>
+      </w:r>
+      <w:r>
+        <w:rPr>
+          <w:sz w:val="22"/>
+          <w:szCs w:val="22"/>
+        </w:rPr>
+        <w:br/>
+      </w:r>
+      <w:r>
+        <w:rPr>
+          <w:sz w:val="22"/>
+          <w:szCs w:val="22"/>
+        </w:rPr>
+        <w:br/>
+        <w:t>Finalise materials and documentation.</w:t>
+      </w:r>
+      <w:r>
+        <w:rPr>
+          <w:sz w:val="22"/>
+          <w:szCs w:val="22"/>
+        </w:rPr>
+        <w:br/>
+        <w:t>Please ensure that the materials on the Open Science Framework are clearly organised and documented in their final form for publication. Data, analysis scripts, and instructions for reproducing the main results should be readily interpretable by readers and other researchers. If some working files remain on a GitHub repository, please clarify how these relate to the materials archived on OSF.</w:t>
+      </w:r>
+      <w:r>
+        <w:rPr>
+          <w:sz w:val="22"/>
+          <w:szCs w:val="22"/>
+        </w:rPr>
+        <w:br/>
+      </w:r>
+      <w:r>
+        <w:rPr>
+          <w:sz w:val="22"/>
+          <w:szCs w:val="22"/>
+        </w:rPr>
+        <w:br/>
+        <w:t>In addition, please provide a brief final response to the points raised by Reviewer 2, indicating how each comment has been addressed in the revised manuscript. Provided that these responses are satisfactory, I will make the final editorial decision without sending the manuscript for further external review.</w:t>
+      </w:r>
+      <w:r>
+        <w:rPr>
+          <w:sz w:val="22"/>
+          <w:szCs w:val="22"/>
+        </w:rPr>
+        <w:br/>
+      </w:r>
+      <w:r>
+        <w:rPr>
+          <w:sz w:val="22"/>
+          <w:szCs w:val="22"/>
+        </w:rPr>
+        <w:br/>
+        <w:t>The detailed reviewer comments are included at the bottom of the letter and you should respond carefully to each comment.</w:t>
+      </w:r>
+      <w:r>
+        <w:rPr>
+          <w:sz w:val="22"/>
+          <w:szCs w:val="22"/>
+        </w:rPr>
+        <w:br/>
       </w:r>
       <w:r>
         <w:rPr>
@@ -251,73 +324,6 @@
           <w:szCs w:val="22"/>
         </w:rPr>
         <w:lastRenderedPageBreak/>
-        <w:t>contributions where relevant.</w:t>
-      </w:r>
-      <w:r>
-        <w:rPr>
-          <w:sz w:val="22"/>
-          <w:szCs w:val="22"/>
-        </w:rPr>
-        <w:br/>
-      </w:r>
-      <w:r>
-        <w:rPr>
-          <w:sz w:val="22"/>
-          <w:szCs w:val="22"/>
-        </w:rPr>
-        <w:br/>
-        <w:t>Finalise materials and documentation.</w:t>
-      </w:r>
-      <w:r>
-        <w:rPr>
-          <w:sz w:val="22"/>
-          <w:szCs w:val="22"/>
-        </w:rPr>
-        <w:br/>
-        <w:t>Please ensure that the materials on the Open Science Framework are clearly organised and documented in their final form for publication. Data, analysis scripts, and instructions for reproducing the main results should be readily interpretable by readers and other researchers. If some working files remain on a GitHub repository, please clarify how these relate to the materials archived on OSF.</w:t>
-      </w:r>
-      <w:r>
-        <w:rPr>
-          <w:sz w:val="22"/>
-          <w:szCs w:val="22"/>
-        </w:rPr>
-        <w:br/>
-      </w:r>
-      <w:r>
-        <w:rPr>
-          <w:sz w:val="22"/>
-          <w:szCs w:val="22"/>
-        </w:rPr>
-        <w:br/>
-        <w:t>In addition, please provide a brief final response to the points raised by Reviewer 2, indicating how each comment has been addressed in the revised manuscript. Provided that these responses are satisfactory, I will make the final editorial decision without sending the manuscript for further external review.</w:t>
-      </w:r>
-      <w:r>
-        <w:rPr>
-          <w:sz w:val="22"/>
-          <w:szCs w:val="22"/>
-        </w:rPr>
-        <w:br/>
-      </w:r>
-      <w:r>
-        <w:rPr>
-          <w:sz w:val="22"/>
-          <w:szCs w:val="22"/>
-        </w:rPr>
-        <w:br/>
-        <w:t>The detailed reviewer comments are included at the bottom of the letter and you should respond carefully to each comment.</w:t>
-      </w:r>
-      <w:r>
-        <w:rPr>
-          <w:sz w:val="22"/>
-          <w:szCs w:val="22"/>
-        </w:rPr>
-        <w:br/>
-      </w:r>
-      <w:r>
-        <w:rPr>
-          <w:sz w:val="22"/>
-          <w:szCs w:val="22"/>
-        </w:rPr>
         <w:br/>
         <w:t>It is important to note, that resubmitting your manuscript does not guarantee eventual acceptance.</w:t>
       </w:r>
@@ -472,85 +478,138 @@
           <w:sz w:val="22"/>
           <w:szCs w:val="22"/>
         </w:rPr>
+        <w:br/>
+        <w:t>Reviewer(s)' Comments to Author:</w:t>
+      </w:r>
+      <w:r>
+        <w:rPr>
+          <w:sz w:val="22"/>
+          <w:szCs w:val="22"/>
+        </w:rPr>
+        <w:br/>
+      </w:r>
+      <w:r>
+        <w:rPr>
+          <w:sz w:val="22"/>
+          <w:szCs w:val="22"/>
+        </w:rPr>
+        <w:br/>
+        <w:t>Reviewer: 2</w:t>
+      </w:r>
+      <w:r>
+        <w:rPr>
+          <w:sz w:val="22"/>
+          <w:szCs w:val="22"/>
+        </w:rPr>
+        <w:br/>
+      </w:r>
+      <w:r>
+        <w:rPr>
+          <w:sz w:val="22"/>
+          <w:szCs w:val="22"/>
+        </w:rPr>
+        <w:br/>
+        <w:t>Comments to the Author</w:t>
+      </w:r>
+      <w:r>
+        <w:rPr>
+          <w:sz w:val="22"/>
+          <w:szCs w:val="22"/>
+        </w:rPr>
+        <w:br/>
+        <w:t>The authors have worked hard and made sincere efforts to respond to the reviewers' reactions and suggestions. The manuscript is much clearer now in describing the methods, results and conclusions.</w:t>
+      </w:r>
+      <w:r>
+        <w:rPr>
+          <w:sz w:val="22"/>
+          <w:szCs w:val="22"/>
+        </w:rPr>
+        <w:br/>
+      </w:r>
+      <w:r>
+        <w:rPr>
+          <w:sz w:val="22"/>
+          <w:szCs w:val="22"/>
+        </w:rPr>
+        <w:br/>
+        <w:t>I have a few specific comments:</w:t>
+      </w:r>
+      <w:r>
+        <w:rPr>
+          <w:sz w:val="22"/>
+          <w:szCs w:val="22"/>
+        </w:rPr>
+        <w:br/>
+        <w:t>The second sentence of the Abstract does not seem to articulate a clear research question.</w:t>
+      </w:r>
+      <w:r>
+        <w:rPr>
+          <w:sz w:val="22"/>
+          <w:szCs w:val="22"/>
+        </w:rPr>
+        <w:br/>
+      </w:r>
+      <w:r>
+        <w:rPr>
+          <w:sz w:val="22"/>
+          <w:szCs w:val="22"/>
+        </w:rPr>
+        <w:br/>
+        <w:t xml:space="preserve">p. 15. Re </w:t>
+      </w:r>
+      <w:proofErr w:type="spellStart"/>
+      <w:r>
+        <w:rPr>
+          <w:sz w:val="22"/>
+          <w:szCs w:val="22"/>
+        </w:rPr>
+        <w:t>Expt</w:t>
+      </w:r>
+      <w:proofErr w:type="spellEnd"/>
+      <w:r>
+        <w:rPr>
+          <w:sz w:val="22"/>
+          <w:szCs w:val="22"/>
+        </w:rPr>
+        <w:t xml:space="preserve"> 1B, it is arguable that when one has only ten minutes to review for two possible test questions, one should focus on only one of them.  I would bet if I gave this question to a group of psychology or education graduate students (or professors), the results </w:t>
+      </w:r>
+      <w:r>
+        <w:rPr>
+          <w:sz w:val="22"/>
+          <w:szCs w:val="22"/>
+        </w:rPr>
         <w:lastRenderedPageBreak/>
-        <w:br/>
-        <w:t>Reviewer(s)' Comments to Author:</w:t>
-      </w:r>
-      <w:r>
-        <w:rPr>
-          <w:sz w:val="22"/>
-          <w:szCs w:val="22"/>
-        </w:rPr>
-        <w:br/>
-      </w:r>
-      <w:r>
-        <w:rPr>
-          <w:sz w:val="22"/>
-          <w:szCs w:val="22"/>
-        </w:rPr>
-        <w:br/>
-        <w:t>Reviewer: 2</w:t>
-      </w:r>
-      <w:r>
-        <w:rPr>
-          <w:sz w:val="22"/>
-          <w:szCs w:val="22"/>
-        </w:rPr>
-        <w:br/>
-      </w:r>
-      <w:r>
-        <w:rPr>
-          <w:sz w:val="22"/>
-          <w:szCs w:val="22"/>
-        </w:rPr>
-        <w:br/>
-        <w:t>Comments to the Author</w:t>
-      </w:r>
-      <w:r>
-        <w:rPr>
-          <w:sz w:val="22"/>
-          <w:szCs w:val="22"/>
-        </w:rPr>
-        <w:br/>
-        <w:t>The authors have worked hard and made sincere efforts to respond to the reviewers' reactions and suggestions. The manuscript is much clearer now in describing the methods, results and conclusions.</w:t>
-      </w:r>
-      <w:r>
-        <w:rPr>
-          <w:sz w:val="22"/>
-          <w:szCs w:val="22"/>
-        </w:rPr>
-        <w:br/>
-      </w:r>
-      <w:r>
-        <w:rPr>
-          <w:sz w:val="22"/>
-          <w:szCs w:val="22"/>
-        </w:rPr>
-        <w:br/>
-        <w:t>I have a few specific comments:</w:t>
-      </w:r>
-      <w:r>
-        <w:rPr>
-          <w:sz w:val="22"/>
-          <w:szCs w:val="22"/>
-        </w:rPr>
-        <w:br/>
-        <w:t>The second sentence of the Abstract does not seem to articulate a clear research question.</w:t>
-      </w:r>
-      <w:r>
-        <w:rPr>
-          <w:sz w:val="22"/>
-          <w:szCs w:val="22"/>
-        </w:rPr>
-        <w:br/>
-      </w:r>
-      <w:r>
-        <w:rPr>
-          <w:sz w:val="22"/>
-          <w:szCs w:val="22"/>
-        </w:rPr>
-        <w:br/>
-        <w:t xml:space="preserve">p. 15. Re </w:t>
+        <w:t>would exhibit "variability". Thus, the "logic questions" condition may have not been a powerful hint at the general principle.</w:t>
+      </w:r>
+      <w:r>
+        <w:rPr>
+          <w:sz w:val="22"/>
+          <w:szCs w:val="22"/>
+        </w:rPr>
+        <w:br/>
+      </w:r>
+      <w:r>
+        <w:rPr>
+          <w:sz w:val="22"/>
+          <w:szCs w:val="22"/>
+        </w:rPr>
+        <w:br/>
+        <w:t>The last paragraph on p. 15 has several typos.</w:t>
+      </w:r>
+      <w:r>
+        <w:rPr>
+          <w:sz w:val="22"/>
+          <w:szCs w:val="22"/>
+        </w:rPr>
+        <w:br/>
+      </w:r>
+      <w:r>
+        <w:rPr>
+          <w:sz w:val="22"/>
+          <w:szCs w:val="22"/>
+        </w:rPr>
+        <w:br/>
+        <w:t xml:space="preserve">I still feel that the references are quite dated and limited in places.  For example, on p. 19: "More generally, it has long been known that learning and memory are highly context specific (e.g. </w:t>
       </w:r>
       <w:proofErr w:type="spellStart"/>
       <w:r>
@@ -558,6 +617,84 @@
           <w:sz w:val="22"/>
           <w:szCs w:val="22"/>
         </w:rPr>
+        <w:t>Carr</w:t>
+      </w:r>
+      <w:proofErr w:type="spellEnd"/>
+      <w:r>
+        <w:rPr>
+          <w:sz w:val="22"/>
+          <w:szCs w:val="22"/>
+        </w:rPr>
+        <w:t xml:space="preserve">, 1925).." (only a single reference, 100 years old!).  Here, many standard recent references on this point are conspicuously absent, for example Tulving &amp; Thomson (1973), Godden &amp; Baddeley (1975), Smith, </w:t>
+      </w:r>
+      <w:proofErr w:type="spellStart"/>
+      <w:r>
+        <w:rPr>
+          <w:sz w:val="22"/>
+          <w:szCs w:val="22"/>
+        </w:rPr>
+        <w:t>Glenberg</w:t>
+      </w:r>
+      <w:proofErr w:type="spellEnd"/>
+      <w:r>
+        <w:rPr>
+          <w:sz w:val="22"/>
+          <w:szCs w:val="22"/>
+        </w:rPr>
+        <w:t>, &amp; Bjork (1978).</w:t>
+      </w:r>
+      <w:r>
+        <w:rPr>
+          <w:sz w:val="22"/>
+          <w:szCs w:val="22"/>
+        </w:rPr>
+        <w:br/>
+      </w:r>
+      <w:r>
+        <w:rPr>
+          <w:sz w:val="22"/>
+          <w:szCs w:val="22"/>
+        </w:rPr>
+        <w:br/>
+        <w:t>More generally, the authors have also put effort into highlighting connections of this work with a number of issues in cognitive and educational psychology (again responding cooperatively to suggestions). Partly for that reason, I feel this is a thought-provoking article.</w:t>
+      </w:r>
+      <w:r>
+        <w:rPr>
+          <w:sz w:val="22"/>
+          <w:szCs w:val="22"/>
+        </w:rPr>
+        <w:br/>
+      </w:r>
+      <w:r>
+        <w:rPr>
+          <w:sz w:val="22"/>
+          <w:szCs w:val="22"/>
+        </w:rPr>
+        <w:br/>
+        <w:t xml:space="preserve">However, the other reason I think it is thought-provoking is because I still disagree with some of the authors' conclusions, mainly about theoretical mechanisms that might explain the results. The main conclusion is that variability in responding is a "persistent default mode", perhaps because variability of </w:t>
+      </w:r>
+      <w:proofErr w:type="spellStart"/>
+      <w:r>
+        <w:rPr>
+          <w:sz w:val="22"/>
+          <w:szCs w:val="22"/>
+        </w:rPr>
+        <w:t>behavior</w:t>
+      </w:r>
+      <w:proofErr w:type="spellEnd"/>
+      <w:r>
+        <w:rPr>
+          <w:sz w:val="22"/>
+          <w:szCs w:val="22"/>
+        </w:rPr>
+        <w:t xml:space="preserve"> enables efficient reinforcement learning (RL). But this explanation and its implications are not thoroughly explored. For example, from that viewpoint the manipulation in </w:t>
+      </w:r>
+      <w:proofErr w:type="spellStart"/>
+      <w:r>
+        <w:rPr>
+          <w:sz w:val="22"/>
+          <w:szCs w:val="22"/>
+        </w:rPr>
         <w:t>Expt</w:t>
       </w:r>
       <w:proofErr w:type="spellEnd"/>
@@ -566,37 +703,7 @@
           <w:sz w:val="22"/>
           <w:szCs w:val="22"/>
         </w:rPr>
-        <w:t xml:space="preserve"> 1B, it is arguable that when one has only ten minutes to review for two possible test questions, one should focus on only one of them.  I would bet if I gave this question to a group of psychology or education graduate students (or professors), the results would exhibit "variability". Thus, the "logic questions" condition may have not been a powerful hint at the general principle.</w:t>
-      </w:r>
-      <w:r>
-        <w:rPr>
-          <w:sz w:val="22"/>
-          <w:szCs w:val="22"/>
-        </w:rPr>
-        <w:br/>
-      </w:r>
-      <w:r>
-        <w:rPr>
-          <w:sz w:val="22"/>
-          <w:szCs w:val="22"/>
-        </w:rPr>
-        <w:br/>
-        <w:t>The last paragraph on p. 15 has several typos.</w:t>
-      </w:r>
-      <w:r>
-        <w:rPr>
-          <w:sz w:val="22"/>
-          <w:szCs w:val="22"/>
-        </w:rPr>
-        <w:br/>
-      </w:r>
-      <w:r>
-        <w:rPr>
-          <w:sz w:val="22"/>
-          <w:szCs w:val="22"/>
-        </w:rPr>
-        <w:br/>
-        <w:t xml:space="preserve">I still feel that the references are quite dated and limited in places.  For example, on p. 19: "More generally, it has long been known that learning and memory are highly context specific (e.g. </w:t>
+        <w:t xml:space="preserve"> 2 seems inconsistent, because simple training in emitting the "optimal" </w:t>
       </w:r>
       <w:proofErr w:type="spellStart"/>
       <w:r>
@@ -604,7 +711,7 @@
           <w:sz w:val="22"/>
           <w:szCs w:val="22"/>
         </w:rPr>
-        <w:t>Carr</w:t>
+        <w:t>behavior</w:t>
       </w:r>
       <w:proofErr w:type="spellEnd"/>
       <w:r>
@@ -612,7 +719,22 @@
           <w:sz w:val="22"/>
           <w:szCs w:val="22"/>
         </w:rPr>
-        <w:t xml:space="preserve">, 1925).." (only a single reference, 100 years old!).  Here, many standard recent references on this point are conspicuously absent, for example Tulving &amp; Thomson (1973), Godden &amp; Baddeley (1975), Smith, </w:t>
+        <w:t xml:space="preserve"> does not provide feedback with the type of informative contingency that enables RL, by distinguishing between good and bad decisions. Put another way, if I have been directed to the optimal position on every trial, how do I know that other positions are worse?</w:t>
+      </w:r>
+      <w:r>
+        <w:rPr>
+          <w:sz w:val="22"/>
+          <w:szCs w:val="22"/>
+        </w:rPr>
+        <w:br/>
+      </w:r>
+      <w:r>
+        <w:rPr>
+          <w:sz w:val="22"/>
+          <w:szCs w:val="22"/>
+        </w:rPr>
+        <w:br/>
+        <w:t xml:space="preserve">Rather, that </w:t>
       </w:r>
       <w:proofErr w:type="spellStart"/>
       <w:r>
@@ -620,7 +742,7 @@
           <w:sz w:val="22"/>
           <w:szCs w:val="22"/>
         </w:rPr>
-        <w:t>Glenberg</w:t>
+        <w:t>Expt</w:t>
       </w:r>
       <w:proofErr w:type="spellEnd"/>
       <w:r>
@@ -628,37 +750,7 @@
           <w:sz w:val="22"/>
           <w:szCs w:val="22"/>
         </w:rPr>
-        <w:t>, &amp; Bjork (1978).</w:t>
-      </w:r>
-      <w:r>
-        <w:rPr>
-          <w:sz w:val="22"/>
-          <w:szCs w:val="22"/>
-        </w:rPr>
-        <w:br/>
-      </w:r>
-      <w:r>
-        <w:rPr>
-          <w:sz w:val="22"/>
-          <w:szCs w:val="22"/>
-        </w:rPr>
-        <w:br/>
-        <w:t>More generally, the authors have also put effort into highlighting connections of this work with a number of issues in cognitive and educational psychology (again responding cooperatively to suggestions). Partly for that reason, I feel this is a thought-provoking article.</w:t>
-      </w:r>
-      <w:r>
-        <w:rPr>
-          <w:sz w:val="22"/>
-          <w:szCs w:val="22"/>
-        </w:rPr>
-        <w:br/>
-      </w:r>
-      <w:r>
-        <w:rPr>
-          <w:sz w:val="22"/>
-          <w:szCs w:val="22"/>
-        </w:rPr>
-        <w:br/>
-        <w:t xml:space="preserve">However, the other reason I think it is thought-provoking is because I still disagree with some of the authors' conclusions, mainly about theoretical mechanisms that might explain the results. The main conclusion is that variability in responding is a "persistent default mode", perhaps because variability of </w:t>
+        <w:t xml:space="preserve"> 2 manipulation seems to have been based on the idea that simple </w:t>
       </w:r>
       <w:proofErr w:type="spellStart"/>
       <w:r>
@@ -666,7 +758,7 @@
           <w:sz w:val="22"/>
           <w:szCs w:val="22"/>
         </w:rPr>
-        <w:t>behavior</w:t>
+        <w:t>behavioral</w:t>
       </w:r>
       <w:proofErr w:type="spellEnd"/>
       <w:r>
@@ -674,7 +766,7 @@
           <w:sz w:val="22"/>
           <w:szCs w:val="22"/>
         </w:rPr>
-        <w:t xml:space="preserve"> enables efficient reinforcement learning (RL). But this explanation and its implications are not thoroughly explored. For example, from that viewpoint the manipulation in </w:t>
+        <w:t xml:space="preserve"> guidance might enable insight or generalization in some tasks (Grant and Spivey, 2003; Thomas &amp; </w:t>
       </w:r>
       <w:proofErr w:type="spellStart"/>
       <w:r>
@@ -682,7 +774,7 @@
           <w:sz w:val="22"/>
           <w:szCs w:val="22"/>
         </w:rPr>
-        <w:t>Expt</w:t>
+        <w:t>Lleras</w:t>
       </w:r>
       <w:proofErr w:type="spellEnd"/>
       <w:r>
@@ -690,85 +782,6 @@
           <w:sz w:val="22"/>
           <w:szCs w:val="22"/>
         </w:rPr>
-        <w:t xml:space="preserve"> 2 seems inconsistent, because simple training in emitting the "optimal" </w:t>
-      </w:r>
-      <w:proofErr w:type="spellStart"/>
-      <w:r>
-        <w:rPr>
-          <w:sz w:val="22"/>
-          <w:szCs w:val="22"/>
-        </w:rPr>
-        <w:t>behavior</w:t>
-      </w:r>
-      <w:proofErr w:type="spellEnd"/>
-      <w:r>
-        <w:rPr>
-          <w:sz w:val="22"/>
-          <w:szCs w:val="22"/>
-        </w:rPr>
-        <w:t xml:space="preserve"> does not provide feedback with the type of informative contingency that enables RL, by distinguishing between good and bad decisions. Put another way, if I have been directed to the optimal position on every trial, how do I know that other positions are worse?</w:t>
-      </w:r>
-      <w:r>
-        <w:rPr>
-          <w:sz w:val="22"/>
-          <w:szCs w:val="22"/>
-        </w:rPr>
-        <w:br/>
-      </w:r>
-      <w:r>
-        <w:rPr>
-          <w:sz w:val="22"/>
-          <w:szCs w:val="22"/>
-        </w:rPr>
-        <w:br/>
-        <w:t xml:space="preserve">Rather, that </w:t>
-      </w:r>
-      <w:proofErr w:type="spellStart"/>
-      <w:r>
-        <w:rPr>
-          <w:sz w:val="22"/>
-          <w:szCs w:val="22"/>
-        </w:rPr>
-        <w:t>Expt</w:t>
-      </w:r>
-      <w:proofErr w:type="spellEnd"/>
-      <w:r>
-        <w:rPr>
-          <w:sz w:val="22"/>
-          <w:szCs w:val="22"/>
-        </w:rPr>
-        <w:t xml:space="preserve"> 2 manipulation seems to have been based on the idea that simple </w:t>
-      </w:r>
-      <w:proofErr w:type="spellStart"/>
-      <w:r>
-        <w:rPr>
-          <w:sz w:val="22"/>
-          <w:szCs w:val="22"/>
-        </w:rPr>
-        <w:t>behavioral</w:t>
-      </w:r>
-      <w:proofErr w:type="spellEnd"/>
-      <w:r>
-        <w:rPr>
-          <w:sz w:val="22"/>
-          <w:szCs w:val="22"/>
-        </w:rPr>
-        <w:t xml:space="preserve"> guidance might enable insight or generalization in some tasks (Grant and Spivey, 2003; Thomas &amp; </w:t>
-      </w:r>
-      <w:proofErr w:type="spellStart"/>
-      <w:r>
-        <w:rPr>
-          <w:sz w:val="22"/>
-          <w:szCs w:val="22"/>
-        </w:rPr>
-        <w:t>Lleras</w:t>
-      </w:r>
-      <w:proofErr w:type="spellEnd"/>
-      <w:r>
-        <w:rPr>
-          <w:sz w:val="22"/>
-          <w:szCs w:val="22"/>
-        </w:rPr>
         <w:t>, 2008). One question is: Why should this happen? I could see a embodied cognition argument being constructed here, but possible mechanisms behind this effect is not discussed.</w:t>
       </w:r>
       <w:r>
@@ -784,15 +797,7 @@
           <w:szCs w:val="22"/>
         </w:rPr>
         <w:br/>
-        <w:t xml:space="preserve">This evokes another question: do the participants even view the task as an insight problem (as the authors seem to)  that requires an abstract generalization? If not, then they may not be motivated to find one, and without such an explicit generalization it's not clear to me that </w:t>
-      </w:r>
-      <w:r>
-        <w:rPr>
-          <w:sz w:val="22"/>
-          <w:szCs w:val="22"/>
-        </w:rPr>
-        <w:lastRenderedPageBreak/>
-        <w:t xml:space="preserve">optimal </w:t>
+        <w:t xml:space="preserve">This evokes another question: do the participants even view the task as an insight problem (as the authors seem to)  that requires an abstract generalization? If not, then they may not be motivated to find one, and without such an explicit generalization it's not clear to me that optimal </w:t>
       </w:r>
       <w:proofErr w:type="spellStart"/>
       <w:r>

--- a/revisions/CoverLetterAndReviewResponseFinalRound.docx
+++ b/revisions/CoverLetterAndReviewResponseFinalRound.docx
@@ -173,7 +173,51 @@
           <w:sz w:val="22"/>
           <w:szCs w:val="22"/>
         </w:rPr>
-        <w:t>perspective on the results is balanced with alternative explanations.</w:t>
+        <w:t xml:space="preserve">perspective on the results is </w:t>
+      </w:r>
+      <w:proofErr w:type="spellStart"/>
+      <w:r>
+        <w:rPr>
+          <w:sz w:val="22"/>
+          <w:szCs w:val="22"/>
+        </w:rPr>
+        <w:t>constrasted</w:t>
+      </w:r>
+      <w:proofErr w:type="spellEnd"/>
+      <w:r>
+        <w:rPr>
+          <w:sz w:val="22"/>
+          <w:szCs w:val="22"/>
+        </w:rPr>
+        <w:t xml:space="preserve"> </w:t>
+      </w:r>
+      <w:r>
+        <w:rPr>
+          <w:sz w:val="22"/>
+          <w:szCs w:val="22"/>
+        </w:rPr>
+        <w:t xml:space="preserve">and/or integrated </w:t>
+      </w:r>
+      <w:r>
+        <w:rPr>
+          <w:sz w:val="22"/>
+          <w:szCs w:val="22"/>
+        </w:rPr>
+        <w:t>with alternative</w:t>
+      </w:r>
+      <w:r>
+        <w:rPr>
+          <w:sz w:val="22"/>
+          <w:szCs w:val="22"/>
+        </w:rPr>
+        <w:t>s</w:t>
+      </w:r>
+      <w:r>
+        <w:rPr>
+          <w:sz w:val="22"/>
+          <w:szCs w:val="22"/>
+        </w:rPr>
+        <w:t>.</w:t>
       </w:r>
       <w:r>
         <w:rPr>
@@ -240,18 +284,43 @@
         </w:rPr>
         <w:t>We have streamlined the introduction</w:t>
       </w:r>
+      <w:r>
+        <w:rPr>
+          <w:sz w:val="22"/>
+          <w:szCs w:val="22"/>
+        </w:rPr>
+        <w:t xml:space="preserve">, removing the section on perceptual learning which seemed unnecessary in the final version of the paper. We also ensured consistent use of terms like “throwing task”, “focus-or-divide” and “decision rules”. </w:t>
+      </w:r>
     </w:p>
     <w:p>
-      <w:r>
-        <w:rPr>
-          <w:sz w:val="22"/>
-          <w:szCs w:val="22"/>
-        </w:rPr>
-        <w:br/>
+      <w:pPr>
+        <w:rPr>
+          <w:i/>
+          <w:iCs/>
+          <w:sz w:val="22"/>
+          <w:szCs w:val="22"/>
+        </w:rPr>
+      </w:pPr>
+      <w:r>
+        <w:rPr>
+          <w:sz w:val="22"/>
+          <w:szCs w:val="22"/>
+        </w:rPr>
+        <w:br/>
+      </w:r>
+      <w:r>
+        <w:rPr>
+          <w:i/>
+          <w:iCs/>
+          <w:sz w:val="22"/>
+          <w:szCs w:val="22"/>
+        </w:rPr>
         <w:t>Update and broaden the literature review.</w:t>
       </w:r>
       <w:r>
         <w:rPr>
+          <w:i/>
+          <w:iCs/>
           <w:sz w:val="22"/>
           <w:szCs w:val="22"/>
         </w:rPr>
@@ -260,6 +329,8 @@
       </w:r>
       <w:r>
         <w:rPr>
+          <w:i/>
+          <w:iCs/>
           <w:sz w:val="22"/>
           <w:szCs w:val="22"/>
         </w:rPr>
@@ -308,6 +379,7 @@
           <w:sz w:val="22"/>
           <w:szCs w:val="22"/>
         </w:rPr>
+        <w:lastRenderedPageBreak/>
         <w:br/>
         <w:t>The detailed reviewer comments are included at the bottom of the letter and you should respond carefully to each comment.</w:t>
       </w:r>
@@ -323,7 +395,6 @@
           <w:sz w:val="22"/>
           <w:szCs w:val="22"/>
         </w:rPr>
-        <w:lastRenderedPageBreak/>
         <w:br/>
         <w:t>It is important to note, that resubmitting your manuscript does not guarantee eventual acceptance.</w:t>
       </w:r>
@@ -379,7 +450,23 @@
             <w:sz w:val="22"/>
             <w:szCs w:val="22"/>
           </w:rPr>
-          <w:t>https://eur03.safelinks.protection.outlook.com/?url=https%3A%2F%2Fmc.manuscriptcentral.com%2Fpqje&amp;data=05%7C02%7Ca.hunt%40abdn.ac.uk%7Ccf3ef68963fb402123ea08de61bd2c46%7C8c2b19ad5f9c49d490773ec3cfc52b3f%7C0%7C0%7C639055662304438485%7CUnknown%7CTWFpbGZsb3d8eyJFbXB0eU1hcGkiOnRydWUsIlYiOiIwLjAuMDAwMCIsIlAiOiJXaW4zMiIsIkFOIjoiTWFpbCIsIldUIjoyfQ%3D%3D%7C0%7C%7C%7C&amp;sdata=HbKsmlCRwMexdaSrq7gYBhbHkJouw6bONWNNCcrx8fo%3D&amp;reserved=0</w:t>
+          <w:t>https://eur03.safelinks.protection.outlook.com/?url=https%3</w:t>
+        </w:r>
+        <w:r>
+          <w:rPr>
+            <w:rStyle w:val="Hyperlink"/>
+            <w:sz w:val="22"/>
+            <w:szCs w:val="22"/>
+          </w:rPr>
+          <w:t>A</w:t>
+        </w:r>
+        <w:r>
+          <w:rPr>
+            <w:rStyle w:val="Hyperlink"/>
+            <w:sz w:val="22"/>
+            <w:szCs w:val="22"/>
+          </w:rPr>
+          <w:t>%2F%2Fmc.manuscriptcentral.com%2Fpqje&amp;data=05%7C02%7Ca.hunt%40abdn.ac.uk%7Ccf3ef68963fb402123ea08de61bd2c46%7C8c2b19ad5f9c49d490773ec3cfc52b3f%7C0%7C0%7C639055662304438485%7CUnknown%7CTWFpbGZsb3d8eyJFbXB0eU1hcGkiOnRydWUsIlYiOiIwLjAuMDAwMCIsIlAiOiJXaW4zMiIsIkFOIjoiTWFpbCIsIldUIjoyfQ%3D%3D%7C0%7C%7C%7C&amp;sdata=HbKsmlCRwMexdaSrq7gYBhbHkJouw6bONWNNCcrx8fo%3D&amp;reserved=0</w:t>
         </w:r>
       </w:hyperlink>
       <w:r>
@@ -479,68 +566,73 @@
           <w:szCs w:val="22"/>
         </w:rPr>
         <w:br/>
-        <w:t>Reviewer(s)' Comments to Author:</w:t>
-      </w:r>
-      <w:r>
-        <w:rPr>
-          <w:sz w:val="22"/>
-          <w:szCs w:val="22"/>
-        </w:rPr>
-        <w:br/>
-      </w:r>
-      <w:r>
-        <w:rPr>
-          <w:sz w:val="22"/>
-          <w:szCs w:val="22"/>
-        </w:rPr>
-        <w:br/>
-        <w:t>Reviewer: 2</w:t>
-      </w:r>
-      <w:r>
-        <w:rPr>
-          <w:sz w:val="22"/>
-          <w:szCs w:val="22"/>
-        </w:rPr>
-        <w:br/>
-      </w:r>
-      <w:r>
-        <w:rPr>
-          <w:sz w:val="22"/>
-          <w:szCs w:val="22"/>
-        </w:rPr>
-        <w:br/>
-        <w:t>Comments to the Author</w:t>
-      </w:r>
-      <w:r>
-        <w:rPr>
-          <w:sz w:val="22"/>
-          <w:szCs w:val="22"/>
-        </w:rPr>
-        <w:br/>
+      </w:r>
+      <w:r>
+        <w:rPr>
+          <w:i/>
+          <w:iCs/>
+          <w:sz w:val="22"/>
+          <w:szCs w:val="22"/>
+        </w:rPr>
         <w:t>The authors have worked hard and made sincere efforts to respond to the reviewers' reactions and suggestions. The manuscript is much clearer now in describing the methods, results and conclusions.</w:t>
       </w:r>
       <w:r>
         <w:rPr>
-          <w:sz w:val="22"/>
-          <w:szCs w:val="22"/>
-        </w:rPr>
-        <w:br/>
-      </w:r>
-      <w:r>
-        <w:rPr>
-          <w:sz w:val="22"/>
-          <w:szCs w:val="22"/>
-        </w:rPr>
-        <w:br/>
+          <w:i/>
+          <w:iCs/>
+          <w:sz w:val="22"/>
+          <w:szCs w:val="22"/>
+        </w:rPr>
+        <w:br/>
+      </w:r>
+      <w:r>
+        <w:rPr>
+          <w:sz w:val="22"/>
+          <w:szCs w:val="22"/>
+        </w:rPr>
+        <w:br/>
+      </w:r>
+      <w:r>
+        <w:rPr>
+          <w:i/>
+          <w:iCs/>
+          <w:sz w:val="22"/>
+          <w:szCs w:val="22"/>
+        </w:rPr>
         <w:t>I have a few specific comments:</w:t>
       </w:r>
       <w:r>
         <w:rPr>
+          <w:i/>
+          <w:iCs/>
           <w:sz w:val="22"/>
           <w:szCs w:val="22"/>
         </w:rPr>
         <w:br/>
         <w:t>The second sentence of the Abstract does not seem to articulate a clear research question.</w:t>
+      </w:r>
+    </w:p>
+    <w:p>
+      <w:pPr>
+        <w:rPr>
+          <w:sz w:val="22"/>
+          <w:szCs w:val="22"/>
+        </w:rPr>
+      </w:pPr>
+    </w:p>
+    <w:p>
+      <w:pPr>
+        <w:rPr>
+          <w:sz w:val="22"/>
+          <w:szCs w:val="22"/>
+        </w:rPr>
+      </w:pPr>
+      <w:r>
+        <w:rPr>
+          <w:sz w:val="22"/>
+          <w:szCs w:val="22"/>
+        </w:rPr>
+        <w:t>We have revised the abstract to frame our aim as a question.</w:t>
       </w:r>
       <w:r>
         <w:rPr>
@@ -581,6 +673,25 @@
         <w:lastRenderedPageBreak/>
         <w:t>would exhibit "variability". Thus, the "logic questions" condition may have not been a powerful hint at the general principle.</w:t>
       </w:r>
+    </w:p>
+    <w:p>
+      <w:pPr>
+        <w:rPr>
+          <w:sz w:val="22"/>
+          <w:szCs w:val="22"/>
+        </w:rPr>
+      </w:pPr>
+    </w:p>
+    <w:p>
+      <w:r>
+        <w:rPr>
+          <w:i/>
+          <w:iCs/>
+          <w:sz w:val="22"/>
+          <w:szCs w:val="22"/>
+        </w:rPr>
+        <w:t xml:space="preserve">This is </w:t>
+      </w:r>
       <w:r>
         <w:rPr>
           <w:sz w:val="22"/>
@@ -873,6 +984,13 @@
           <w:szCs w:val="22"/>
         </w:rPr>
         <w:br/>
+      </w:r>
+      <w:r>
+        <w:rPr>
+          <w:sz w:val="22"/>
+          <w:szCs w:val="22"/>
+        </w:rPr>
+        <w:lastRenderedPageBreak/>
         <w:t>Thank you for addressing my comments. I paid particular attention to the GitHub documentation; thank you for taking care of this. I have no further comments.</w:t>
       </w:r>
     </w:p>
@@ -1325,6 +1443,18 @@
       <w:u w:val="single"/>
     </w:rPr>
   </w:style>
+  <w:style w:type="character" w:styleId="FollowedHyperlink">
+    <w:name w:val="FollowedHyperlink"/>
+    <w:basedOn w:val="DefaultParagraphFont"/>
+    <w:uiPriority w:val="99"/>
+    <w:semiHidden/>
+    <w:unhideWhenUsed/>
+    <w:rsid w:val="00DE5CD6"/>
+    <w:rPr>
+      <w:color w:val="954F72" w:themeColor="followedHyperlink"/>
+      <w:u w:val="single"/>
+    </w:rPr>
+  </w:style>
 </w:styles>
 </file>
 

--- a/revisions/CoverLetterAndReviewResponseFinalRound.docx
+++ b/revisions/CoverLetterAndReviewResponseFinalRound.docx
@@ -623,6 +623,8 @@
     <w:p>
       <w:pPr>
         <w:rPr>
+          <w:i/>
+          <w:iCs/>
           <w:sz w:val="22"/>
           <w:szCs w:val="22"/>
         </w:rPr>
@@ -647,11 +649,21 @@
           <w:szCs w:val="22"/>
         </w:rPr>
         <w:br/>
+      </w:r>
+      <w:r>
+        <w:rPr>
+          <w:i/>
+          <w:iCs/>
+          <w:sz w:val="22"/>
+          <w:szCs w:val="22"/>
+        </w:rPr>
         <w:t xml:space="preserve">p. 15. Re </w:t>
       </w:r>
       <w:proofErr w:type="spellStart"/>
       <w:r>
         <w:rPr>
+          <w:i/>
+          <w:iCs/>
           <w:sz w:val="22"/>
           <w:szCs w:val="22"/>
         </w:rPr>
@@ -660,71 +672,137 @@
       <w:proofErr w:type="spellEnd"/>
       <w:r>
         <w:rPr>
-          <w:sz w:val="22"/>
-          <w:szCs w:val="22"/>
-        </w:rPr>
-        <w:t xml:space="preserve"> 1B, it is arguable that when one has only ten minutes to review for two possible test questions, one should focus on only one of them.  I would bet if I gave this question to a group of psychology or education graduate students (or professors), the results </w:t>
-      </w:r>
-      <w:r>
-        <w:rPr>
+          <w:i/>
+          <w:iCs/>
+          <w:sz w:val="22"/>
+          <w:szCs w:val="22"/>
+        </w:rPr>
+        <w:t xml:space="preserve"> 1B, it is arguable that when one has only ten minutes to review for two possible test questions, one should focus on only one of them.  I would bet if I gave this question to a group of psychology or education graduate students (or professors), the results would exhibit </w:t>
+      </w:r>
+      <w:r>
+        <w:rPr>
+          <w:i/>
+          <w:iCs/>
           <w:sz w:val="22"/>
           <w:szCs w:val="22"/>
         </w:rPr>
         <w:lastRenderedPageBreak/>
-        <w:t>would exhibit "variability". Thus, the "logic questions" condition may have not been a powerful hint at the general principle.</w:t>
-      </w:r>
-    </w:p>
-    <w:p>
-      <w:pPr>
-        <w:rPr>
-          <w:sz w:val="22"/>
-          <w:szCs w:val="22"/>
-        </w:rPr>
-      </w:pPr>
-    </w:p>
-    <w:p>
-      <w:r>
-        <w:rPr>
-          <w:i/>
-          <w:iCs/>
-          <w:sz w:val="22"/>
-          <w:szCs w:val="22"/>
-        </w:rPr>
-        <w:t xml:space="preserve">This is </w:t>
-      </w:r>
-      <w:r>
-        <w:rPr>
-          <w:sz w:val="22"/>
-          <w:szCs w:val="22"/>
-        </w:rPr>
-        <w:br/>
-      </w:r>
-      <w:r>
-        <w:rPr>
-          <w:sz w:val="22"/>
-          <w:szCs w:val="22"/>
-        </w:rPr>
-        <w:br/>
+        <w:t>"variability". Thus, the "logic questions" condition may have not been a powerful hint at the general principle.</w:t>
+      </w:r>
+    </w:p>
+    <w:p>
+      <w:pPr>
+        <w:rPr>
+          <w:sz w:val="22"/>
+          <w:szCs w:val="22"/>
+        </w:rPr>
+      </w:pPr>
+    </w:p>
+    <w:p>
+      <w:pPr>
+        <w:rPr>
+          <w:i/>
+          <w:iCs/>
+          <w:sz w:val="22"/>
+          <w:szCs w:val="22"/>
+        </w:rPr>
+      </w:pPr>
+      <w:r>
+        <w:rPr>
+          <w:sz w:val="22"/>
+          <w:szCs w:val="22"/>
+        </w:rPr>
+        <w:t>Yes, it’s true that this is not consistently solved correctly and so it really becomes more of an intermediate “control” condition, somewhere between the arithmetic group and the reaching group. Given that there’s no difference between any of the groups in the throwing context though, this does not have any bearing on the conclusions. We have added a note to the text though to make this clear, thank you for pointing that out</w:t>
+      </w:r>
+      <w:r>
+        <w:rPr>
+          <w:i/>
+          <w:iCs/>
+          <w:sz w:val="22"/>
+          <w:szCs w:val="22"/>
+        </w:rPr>
+        <w:t>.</w:t>
+      </w:r>
+    </w:p>
+    <w:p>
+      <w:pPr>
+        <w:rPr>
+          <w:sz w:val="22"/>
+          <w:szCs w:val="22"/>
+        </w:rPr>
+      </w:pPr>
+    </w:p>
+    <w:p>
+      <w:pPr>
+        <w:rPr>
+          <w:sz w:val="22"/>
+          <w:szCs w:val="22"/>
+        </w:rPr>
+      </w:pPr>
+      <w:r>
+        <w:rPr>
+          <w:i/>
+          <w:iCs/>
+          <w:sz w:val="22"/>
+          <w:szCs w:val="22"/>
+        </w:rPr>
         <w:t>The last paragraph on p. 15 has several typos.</w:t>
       </w:r>
       <w:r>
         <w:rPr>
-          <w:sz w:val="22"/>
-          <w:szCs w:val="22"/>
-        </w:rPr>
-        <w:br/>
-      </w:r>
-      <w:r>
-        <w:rPr>
-          <w:sz w:val="22"/>
-          <w:szCs w:val="22"/>
-        </w:rPr>
-        <w:br/>
+          <w:i/>
+          <w:iCs/>
+          <w:sz w:val="22"/>
+          <w:szCs w:val="22"/>
+        </w:rPr>
+        <w:br/>
+      </w:r>
+      <w:r>
+        <w:rPr>
+          <w:i/>
+          <w:iCs/>
+          <w:sz w:val="22"/>
+          <w:szCs w:val="22"/>
+        </w:rPr>
+        <w:br/>
+      </w:r>
+      <w:r>
+        <w:rPr>
+          <w:sz w:val="22"/>
+          <w:szCs w:val="22"/>
+        </w:rPr>
+        <w:t>We have proofread the paper for typos. (I think the paragraph in question appears at the bottom of page 16 in the numbered pages in the manuscript.)</w:t>
+      </w:r>
+    </w:p>
+    <w:p>
+      <w:pPr>
+        <w:rPr>
+          <w:sz w:val="22"/>
+          <w:szCs w:val="22"/>
+        </w:rPr>
+      </w:pPr>
+    </w:p>
+    <w:p>
+      <w:pPr>
+        <w:rPr>
+          <w:sz w:val="22"/>
+          <w:szCs w:val="22"/>
+        </w:rPr>
+      </w:pPr>
+      <w:r>
+        <w:rPr>
+          <w:i/>
+          <w:iCs/>
+          <w:sz w:val="22"/>
+          <w:szCs w:val="22"/>
+        </w:rPr>
         <w:t xml:space="preserve">I still feel that the references are quite dated and limited in places.  For example, on p. 19: "More generally, it has long been known that learning and memory are highly context specific (e.g. </w:t>
       </w:r>
       <w:proofErr w:type="spellStart"/>
       <w:r>
         <w:rPr>
+          <w:i/>
+          <w:iCs/>
           <w:sz w:val="22"/>
           <w:szCs w:val="22"/>
         </w:rPr>
@@ -733,6 +811,8 @@
       <w:proofErr w:type="spellEnd"/>
       <w:r>
         <w:rPr>
+          <w:i/>
+          <w:iCs/>
           <w:sz w:val="22"/>
           <w:szCs w:val="22"/>
         </w:rPr>
@@ -741,6 +821,8 @@
       <w:proofErr w:type="spellStart"/>
       <w:r>
         <w:rPr>
+          <w:i/>
+          <w:iCs/>
           <w:sz w:val="22"/>
           <w:szCs w:val="22"/>
         </w:rPr>
@@ -749,6 +831,8 @@
       <w:proofErr w:type="spellEnd"/>
       <w:r>
         <w:rPr>
+          <w:i/>
+          <w:iCs/>
           <w:sz w:val="22"/>
           <w:szCs w:val="22"/>
         </w:rPr>
@@ -756,37 +840,107 @@
       </w:r>
       <w:r>
         <w:rPr>
-          <w:sz w:val="22"/>
-          <w:szCs w:val="22"/>
-        </w:rPr>
-        <w:br/>
-      </w:r>
-      <w:r>
-        <w:rPr>
-          <w:sz w:val="22"/>
-          <w:szCs w:val="22"/>
-        </w:rPr>
-        <w:br/>
+          <w:i/>
+          <w:iCs/>
+          <w:sz w:val="22"/>
+          <w:szCs w:val="22"/>
+        </w:rPr>
+        <w:br/>
+      </w:r>
+      <w:r>
+        <w:rPr>
+          <w:sz w:val="22"/>
+          <w:szCs w:val="22"/>
+        </w:rPr>
+        <w:br/>
+      </w:r>
+      <w:r>
+        <w:rPr>
+          <w:sz w:val="22"/>
+          <w:szCs w:val="22"/>
+        </w:rPr>
+        <w:t xml:space="preserve">For this point in particular, we are saying “it has long been known”. A 100-year old reference supports that assertion. </w:t>
+      </w:r>
+    </w:p>
+    <w:p>
+      <w:pPr>
+        <w:rPr>
+          <w:sz w:val="22"/>
+          <w:szCs w:val="22"/>
+        </w:rPr>
+      </w:pPr>
+    </w:p>
+    <w:p>
+      <w:pPr>
+        <w:rPr>
+          <w:sz w:val="22"/>
+          <w:szCs w:val="22"/>
+        </w:rPr>
+      </w:pPr>
+      <w:r>
+        <w:rPr>
+          <w:i/>
+          <w:iCs/>
+          <w:sz w:val="22"/>
+          <w:szCs w:val="22"/>
+        </w:rPr>
         <w:t>More generally, the authors have also put effort into highlighting connections of this work with a number of issues in cognitive and educational psychology (again responding cooperatively to suggestions). Partly for that reason, I feel this is a thought-provoking article.</w:t>
       </w:r>
       <w:r>
         <w:rPr>
-          <w:sz w:val="22"/>
-          <w:szCs w:val="22"/>
-        </w:rPr>
-        <w:br/>
-      </w:r>
-      <w:r>
-        <w:rPr>
-          <w:sz w:val="22"/>
-          <w:szCs w:val="22"/>
-        </w:rPr>
-        <w:br/>
+          <w:i/>
+          <w:iCs/>
+          <w:sz w:val="22"/>
+          <w:szCs w:val="22"/>
+        </w:rPr>
+        <w:br/>
+      </w:r>
+      <w:r>
+        <w:rPr>
+          <w:sz w:val="22"/>
+          <w:szCs w:val="22"/>
+        </w:rPr>
+        <w:br/>
+      </w:r>
+      <w:r>
+        <w:rPr>
+          <w:sz w:val="22"/>
+          <w:szCs w:val="22"/>
+        </w:rPr>
+        <w:t>We appreciate the positive assessment. There are indeed many intersecting issues and we are grateful for the suggestions about which of these are most important to highlight.</w:t>
+      </w:r>
+    </w:p>
+    <w:p>
+      <w:pPr>
+        <w:rPr>
+          <w:sz w:val="22"/>
+          <w:szCs w:val="22"/>
+        </w:rPr>
+      </w:pPr>
+    </w:p>
+    <w:p>
+      <w:pPr>
+        <w:rPr>
+          <w:i/>
+          <w:iCs/>
+          <w:sz w:val="22"/>
+          <w:szCs w:val="22"/>
+        </w:rPr>
+      </w:pPr>
+      <w:r>
+        <w:rPr>
+          <w:i/>
+          <w:iCs/>
+          <w:sz w:val="22"/>
+          <w:szCs w:val="22"/>
+        </w:rPr>
         <w:t xml:space="preserve">However, the other reason I think it is thought-provoking is because I still disagree with some of the authors' conclusions, mainly about theoretical mechanisms that might explain the results. The main conclusion is that variability in responding is a "persistent default mode", perhaps because variability of </w:t>
       </w:r>
       <w:proofErr w:type="spellStart"/>
       <w:r>
         <w:rPr>
+          <w:i/>
+          <w:iCs/>
           <w:sz w:val="22"/>
           <w:szCs w:val="22"/>
         </w:rPr>
@@ -795,6 +949,8 @@
       <w:proofErr w:type="spellEnd"/>
       <w:r>
         <w:rPr>
+          <w:i/>
+          <w:iCs/>
           <w:sz w:val="22"/>
           <w:szCs w:val="22"/>
         </w:rPr>
@@ -803,6 +959,8 @@
       <w:proofErr w:type="spellStart"/>
       <w:r>
         <w:rPr>
+          <w:i/>
+          <w:iCs/>
           <w:sz w:val="22"/>
           <w:szCs w:val="22"/>
         </w:rPr>
@@ -811,6 +969,8 @@
       <w:proofErr w:type="spellEnd"/>
       <w:r>
         <w:rPr>
+          <w:i/>
+          <w:iCs/>
           <w:sz w:val="22"/>
           <w:szCs w:val="22"/>
         </w:rPr>
@@ -819,6 +979,8 @@
       <w:proofErr w:type="spellStart"/>
       <w:r>
         <w:rPr>
+          <w:i/>
+          <w:iCs/>
           <w:sz w:val="22"/>
           <w:szCs w:val="22"/>
         </w:rPr>
@@ -827,29 +989,78 @@
       <w:proofErr w:type="spellEnd"/>
       <w:r>
         <w:rPr>
+          <w:i/>
+          <w:iCs/>
           <w:sz w:val="22"/>
           <w:szCs w:val="22"/>
         </w:rPr>
         <w:t xml:space="preserve"> does not provide feedback with the type of informative contingency that enables RL, by distinguishing between good and bad decisions. Put another way, if I have been directed to the optimal position on every trial, how do I know that other positions are worse?</w:t>
       </w:r>
-      <w:r>
-        <w:rPr>
-          <w:sz w:val="22"/>
-          <w:szCs w:val="22"/>
-        </w:rPr>
-        <w:br/>
-      </w:r>
-      <w:r>
-        <w:rPr>
-          <w:sz w:val="22"/>
-          <w:szCs w:val="22"/>
-        </w:rPr>
-        <w:br/>
+    </w:p>
+    <w:p>
+      <w:pPr>
+        <w:rPr>
+          <w:i/>
+          <w:iCs/>
+          <w:sz w:val="22"/>
+          <w:szCs w:val="22"/>
+        </w:rPr>
+      </w:pPr>
+    </w:p>
+    <w:p>
+      <w:pPr>
+        <w:rPr>
+          <w:sz w:val="22"/>
+          <w:szCs w:val="22"/>
+        </w:rPr>
+      </w:pPr>
+      <w:r>
+        <w:rPr>
+          <w:sz w:val="22"/>
+          <w:szCs w:val="22"/>
+        </w:rPr>
+        <w:t>I think our theoretical message may have been muddled somewhat by the addition of the reverse hierarchy model from perceptual learning. This was the weakest of three points supporting our expectation that performing the reaching task would improve choices in the throwing task (which in the end, it did not). We have scaled this back in the revised version of the paper, as it was not a strong point and bringing in perceptual learning was confusing, as we are not really manipulating or measuring learning in that sense</w:t>
+      </w:r>
+      <w:r>
+        <w:rPr>
+          <w:sz w:val="22"/>
+          <w:szCs w:val="22"/>
+        </w:rPr>
+        <w:t>.</w:t>
+      </w:r>
+      <w:r>
+        <w:rPr>
+          <w:i/>
+          <w:iCs/>
+          <w:sz w:val="22"/>
+          <w:szCs w:val="22"/>
+        </w:rPr>
+        <w:br/>
+      </w:r>
+    </w:p>
+    <w:p>
+      <w:pPr>
+        <w:rPr>
+          <w:i/>
+          <w:iCs/>
+          <w:sz w:val="22"/>
+          <w:szCs w:val="22"/>
+        </w:rPr>
+      </w:pPr>
+      <w:r>
+        <w:rPr>
+          <w:i/>
+          <w:iCs/>
+          <w:sz w:val="22"/>
+          <w:szCs w:val="22"/>
+        </w:rPr>
         <w:t xml:space="preserve">Rather, that </w:t>
       </w:r>
       <w:proofErr w:type="spellStart"/>
       <w:r>
         <w:rPr>
+          <w:i/>
+          <w:iCs/>
           <w:sz w:val="22"/>
           <w:szCs w:val="22"/>
         </w:rPr>
@@ -858,6 +1069,8 @@
       <w:proofErr w:type="spellEnd"/>
       <w:r>
         <w:rPr>
+          <w:i/>
+          <w:iCs/>
           <w:sz w:val="22"/>
           <w:szCs w:val="22"/>
         </w:rPr>
@@ -866,6 +1079,8 @@
       <w:proofErr w:type="spellStart"/>
       <w:r>
         <w:rPr>
+          <w:i/>
+          <w:iCs/>
           <w:sz w:val="22"/>
           <w:szCs w:val="22"/>
         </w:rPr>
@@ -874,6 +1089,8 @@
       <w:proofErr w:type="spellEnd"/>
       <w:r>
         <w:rPr>
+          <w:i/>
+          <w:iCs/>
           <w:sz w:val="22"/>
           <w:szCs w:val="22"/>
         </w:rPr>
@@ -882,6 +1099,8 @@
       <w:proofErr w:type="spellStart"/>
       <w:r>
         <w:rPr>
+          <w:i/>
+          <w:iCs/>
           <w:sz w:val="22"/>
           <w:szCs w:val="22"/>
         </w:rPr>
@@ -890,29 +1109,78 @@
       <w:proofErr w:type="spellEnd"/>
       <w:r>
         <w:rPr>
-          <w:sz w:val="22"/>
-          <w:szCs w:val="22"/>
-        </w:rPr>
-        <w:t>, 2008). One question is: Why should this happen? I could see a embodied cognition argument being constructed here, but possible mechanisms behind this effect is not discussed.</w:t>
-      </w:r>
-      <w:r>
-        <w:rPr>
-          <w:sz w:val="22"/>
-          <w:szCs w:val="22"/>
-        </w:rPr>
-        <w:br/>
-      </w:r>
-      <w:r>
-        <w:rPr>
-          <w:sz w:val="22"/>
-          <w:szCs w:val="22"/>
-        </w:rPr>
-        <w:br/>
+          <w:i/>
+          <w:iCs/>
+          <w:sz w:val="22"/>
+          <w:szCs w:val="22"/>
+        </w:rPr>
+        <w:t xml:space="preserve">, 2008). One question is: Why should this happen? I could see a </w:t>
+      </w:r>
+      <w:r>
+        <w:rPr>
+          <w:i/>
+          <w:iCs/>
+          <w:sz w:val="22"/>
+          <w:szCs w:val="22"/>
+        </w:rPr>
+        <w:lastRenderedPageBreak/>
+        <w:t>embodied cognition argument being constructed here, but possible mechanisms behind this effect is not discussed.</w:t>
+      </w:r>
+    </w:p>
+    <w:p>
+      <w:pPr>
+        <w:rPr>
+          <w:i/>
+          <w:iCs/>
+          <w:sz w:val="22"/>
+          <w:szCs w:val="22"/>
+        </w:rPr>
+      </w:pPr>
+    </w:p>
+    <w:p>
+      <w:pPr>
+        <w:rPr>
+          <w:sz w:val="22"/>
+          <w:szCs w:val="22"/>
+        </w:rPr>
+      </w:pPr>
+      <w:r>
+        <w:rPr>
+          <w:sz w:val="22"/>
+          <w:szCs w:val="22"/>
+        </w:rPr>
+        <w:t xml:space="preserve">We bring this literature up in the introduction to experiment 2, but again, because we did not ultimately observe any generalization from physically performing the strategy, we do not dwell too much on possible mechanisms of how embodiment might lead to insight. </w:t>
+      </w:r>
+      <w:r>
+        <w:rPr>
+          <w:i/>
+          <w:iCs/>
+          <w:sz w:val="22"/>
+          <w:szCs w:val="22"/>
+        </w:rPr>
+        <w:br/>
+      </w:r>
+      <w:r>
+        <w:rPr>
+          <w:sz w:val="22"/>
+          <w:szCs w:val="22"/>
+        </w:rPr>
+        <w:br/>
+      </w:r>
+      <w:r>
+        <w:rPr>
+          <w:i/>
+          <w:iCs/>
+          <w:sz w:val="22"/>
+          <w:szCs w:val="22"/>
+        </w:rPr>
         <w:t xml:space="preserve">This evokes another question: do the participants even view the task as an insight problem (as the authors seem to)  that requires an abstract generalization? If not, then they may not be motivated to find one, and without such an explicit generalization it's not clear to me that optimal </w:t>
       </w:r>
       <w:proofErr w:type="spellStart"/>
       <w:r>
         <w:rPr>
+          <w:i/>
+          <w:iCs/>
           <w:sz w:val="22"/>
           <w:szCs w:val="22"/>
         </w:rPr>
@@ -921,6 +1189,8 @@
       <w:proofErr w:type="spellEnd"/>
       <w:r>
         <w:rPr>
+          <w:i/>
+          <w:iCs/>
           <w:sz w:val="22"/>
           <w:szCs w:val="22"/>
         </w:rPr>
@@ -928,13 +1198,17 @@
       </w:r>
       <w:r>
         <w:rPr>
-          <w:sz w:val="22"/>
-          <w:szCs w:val="22"/>
-        </w:rPr>
-        <w:br/>
-      </w:r>
-      <w:r>
-        <w:rPr>
+          <w:i/>
+          <w:iCs/>
+          <w:sz w:val="22"/>
+          <w:szCs w:val="22"/>
+        </w:rPr>
+        <w:br/>
+      </w:r>
+      <w:r>
+        <w:rPr>
+          <w:i/>
+          <w:iCs/>
           <w:sz w:val="22"/>
           <w:szCs w:val="22"/>
         </w:rPr>
@@ -943,18 +1217,229 @@
       </w:r>
       <w:r>
         <w:rPr>
-          <w:sz w:val="22"/>
-          <w:szCs w:val="22"/>
-        </w:rPr>
-        <w:br/>
-      </w:r>
-      <w:r>
-        <w:rPr>
-          <w:sz w:val="22"/>
-          <w:szCs w:val="22"/>
-        </w:rPr>
-        <w:br/>
-      </w:r>
+          <w:i/>
+          <w:iCs/>
+          <w:sz w:val="22"/>
+          <w:szCs w:val="22"/>
+        </w:rPr>
+        <w:br/>
+      </w:r>
+      <w:r>
+        <w:rPr>
+          <w:sz w:val="22"/>
+          <w:szCs w:val="22"/>
+        </w:rPr>
+        <w:br/>
+      </w:r>
+      <w:r>
+        <w:rPr>
+          <w:sz w:val="22"/>
+          <w:szCs w:val="22"/>
+        </w:rPr>
+        <w:t xml:space="preserve">I think the reviewer is nicely articulating a central question of our research here – are participants </w:t>
+      </w:r>
+      <w:r>
+        <w:rPr>
+          <w:sz w:val="22"/>
+          <w:szCs w:val="22"/>
+        </w:rPr>
+        <w:t>even looking for</w:t>
+      </w:r>
+      <w:r>
+        <w:rPr>
+          <w:sz w:val="22"/>
+          <w:szCs w:val="22"/>
+        </w:rPr>
+        <w:t xml:space="preserve"> a rule to follow? We have made </w:t>
+      </w:r>
+      <w:r>
+        <w:rPr>
+          <w:sz w:val="22"/>
+          <w:szCs w:val="22"/>
+        </w:rPr>
+        <w:t xml:space="preserve">a decision rule available to participants that is easy to understand </w:t>
+      </w:r>
+      <w:r>
+        <w:rPr>
+          <w:sz w:val="22"/>
+          <w:szCs w:val="22"/>
+        </w:rPr>
+        <w:t>and follow, and</w:t>
+      </w:r>
+      <w:r>
+        <w:rPr>
+          <w:sz w:val="22"/>
+          <w:szCs w:val="22"/>
+        </w:rPr>
+        <w:t xml:space="preserve"> </w:t>
+      </w:r>
+      <w:r>
+        <w:rPr>
+          <w:sz w:val="22"/>
+          <w:szCs w:val="22"/>
+        </w:rPr>
+        <w:t xml:space="preserve">will </w:t>
+      </w:r>
+      <w:r>
+        <w:rPr>
+          <w:sz w:val="22"/>
+          <w:szCs w:val="22"/>
+        </w:rPr>
+        <w:t>boost performance considerably</w:t>
+      </w:r>
+      <w:r>
+        <w:rPr>
+          <w:sz w:val="22"/>
+          <w:szCs w:val="22"/>
+        </w:rPr>
+        <w:t xml:space="preserve">. We get them to actively engage in using it, and then we set them loose on the task in which they can apply it. They </w:t>
+      </w:r>
+      <w:r>
+        <w:rPr>
+          <w:sz w:val="22"/>
+          <w:szCs w:val="22"/>
+        </w:rPr>
+        <w:t xml:space="preserve">simply </w:t>
+      </w:r>
+      <w:r>
+        <w:rPr>
+          <w:sz w:val="22"/>
+          <w:szCs w:val="22"/>
+        </w:rPr>
+        <w:t xml:space="preserve">do not apply it. </w:t>
+      </w:r>
+      <w:r>
+        <w:rPr>
+          <w:sz w:val="22"/>
+          <w:szCs w:val="22"/>
+        </w:rPr>
+        <w:t xml:space="preserve">To be clear, we </w:t>
+      </w:r>
+      <w:r>
+        <w:rPr>
+          <w:sz w:val="22"/>
+          <w:szCs w:val="22"/>
+        </w:rPr>
+        <w:t>are not suggesting</w:t>
+      </w:r>
+      <w:r>
+        <w:rPr>
+          <w:sz w:val="22"/>
+          <w:szCs w:val="22"/>
+        </w:rPr>
+        <w:t xml:space="preserve"> people are recognising the rule and </w:t>
+      </w:r>
+      <w:r>
+        <w:rPr>
+          <w:sz w:val="22"/>
+          <w:szCs w:val="22"/>
+        </w:rPr>
+        <w:t xml:space="preserve">deliberately </w:t>
+      </w:r>
+      <w:r>
+        <w:rPr>
+          <w:sz w:val="22"/>
+          <w:szCs w:val="22"/>
+        </w:rPr>
+        <w:t>deciding not to use it</w:t>
+      </w:r>
+      <w:r>
+        <w:rPr>
+          <w:sz w:val="22"/>
+          <w:szCs w:val="22"/>
+        </w:rPr>
+        <w:t xml:space="preserve">. Instead, </w:t>
+      </w:r>
+      <w:r>
+        <w:rPr>
+          <w:sz w:val="22"/>
+          <w:szCs w:val="22"/>
+        </w:rPr>
+        <w:t xml:space="preserve">we </w:t>
+      </w:r>
+      <w:r>
+        <w:rPr>
+          <w:sz w:val="22"/>
+          <w:szCs w:val="22"/>
+        </w:rPr>
+        <w:t>think they are just content with their trial-and-error strategy and not looking for a rule. Our speculation is that this is because a trial-and-error strategy might be sub-optimal in the short term, but over longer and more general horizons, it has benefits that following rules do not.</w:t>
+      </w:r>
+      <w:r>
+        <w:rPr>
+          <w:sz w:val="22"/>
+          <w:szCs w:val="22"/>
+        </w:rPr>
+        <w:t xml:space="preserve"> We have ruled out a lack of motivation to improve performance in another paper (James et al., 2019). We have added </w:t>
+      </w:r>
+    </w:p>
+    <w:p>
+      <w:pPr>
+        <w:rPr>
+          <w:sz w:val="22"/>
+          <w:szCs w:val="22"/>
+        </w:rPr>
+      </w:pPr>
+    </w:p>
+    <w:p>
+      <w:pPr>
+        <w:rPr>
+          <w:sz w:val="22"/>
+          <w:szCs w:val="22"/>
+        </w:rPr>
+      </w:pPr>
+      <w:r>
+        <w:rPr>
+          <w:sz w:val="22"/>
+          <w:szCs w:val="22"/>
+        </w:rPr>
+        <w:t xml:space="preserve">We </w:t>
+      </w:r>
+      <w:r>
+        <w:rPr>
+          <w:sz w:val="22"/>
+          <w:szCs w:val="22"/>
+        </w:rPr>
+        <w:t xml:space="preserve">did not mean to present the research as investigating the conditions for transfer of learning. To avoid this misunderstanding, we </w:t>
+      </w:r>
+      <w:r>
+        <w:rPr>
+          <w:sz w:val="22"/>
+          <w:szCs w:val="22"/>
+        </w:rPr>
+        <w:t>have pulled back on using the word “transfer” except in the context of analogical transfer</w:t>
+      </w:r>
+      <w:r>
+        <w:rPr>
+          <w:sz w:val="22"/>
+          <w:szCs w:val="22"/>
+        </w:rPr>
+        <w:t>.</w:t>
+      </w:r>
+    </w:p>
+    <w:p>
+      <w:pPr>
+        <w:rPr>
+          <w:sz w:val="22"/>
+          <w:szCs w:val="22"/>
+        </w:rPr>
+      </w:pPr>
+    </w:p>
+    <w:p>
+      <w:pPr>
+        <w:rPr>
+          <w:sz w:val="22"/>
+          <w:szCs w:val="22"/>
+        </w:rPr>
+      </w:pPr>
+      <w:r>
+        <w:rPr>
+          <w:sz w:val="22"/>
+          <w:szCs w:val="22"/>
+        </w:rPr>
+        <w:t xml:space="preserve">We have removed the phase “default mode” throughout the paper (and title). </w:t>
+      </w:r>
+    </w:p>
+    <w:p>
       <w:r>
         <w:rPr>
           <w:sz w:val="22"/>
@@ -984,13 +1469,6 @@
           <w:szCs w:val="22"/>
         </w:rPr>
         <w:br/>
-      </w:r>
-      <w:r>
-        <w:rPr>
-          <w:sz w:val="22"/>
-          <w:szCs w:val="22"/>
-        </w:rPr>
-        <w:lastRenderedPageBreak/>
         <w:t>Thank you for addressing my comments. I paid particular attention to the GitHub documentation; thank you for taking care of this. I have no further comments.</w:t>
       </w:r>
     </w:p>

--- a/revisions/CoverLetterAndReviewResponseFinalRound.docx
+++ b/revisions/CoverLetterAndReviewResponseFinalRound.docx
@@ -88,7 +88,21 @@
           <w:sz w:val="22"/>
           <w:szCs w:val="22"/>
         </w:rPr>
-        <w:t xml:space="preserve"> explain the revisions in our responses below. We think the revised paper has been improved by the additional changes and are happy to resubmit it as a final revision for your consideration.</w:t>
+        <w:t xml:space="preserve"> explain the revisions in our responses below. We think the revised paper has been improved by the additional changes and are </w:t>
+      </w:r>
+      <w:r>
+        <w:rPr>
+          <w:sz w:val="22"/>
+          <w:szCs w:val="22"/>
+        </w:rPr>
+        <w:t>pleased</w:t>
+      </w:r>
+      <w:r>
+        <w:rPr>
+          <w:sz w:val="22"/>
+          <w:szCs w:val="22"/>
+        </w:rPr>
+        <w:t xml:space="preserve"> to resubmit it as a final revision for your consideration.</w:t>
       </w:r>
     </w:p>
     <w:p>
@@ -333,7 +347,21 @@
           <w:sz w:val="22"/>
           <w:szCs w:val="22"/>
         </w:rPr>
-        <w:t xml:space="preserve">, removing the section on perceptual learning which seemed unnecessary in the final version of the paper. We also ensured consistent use of terms like “throwing task”, “focus-or-divide” and “decision rules”. </w:t>
+        <w:t>, removing the section on perceptual learning which seemed unnecessary in the final version of the paper. We also ensured consistent use of terms like “throwing task”, “focus-divide”</w:t>
+      </w:r>
+      <w:r>
+        <w:rPr>
+          <w:sz w:val="22"/>
+          <w:szCs w:val="22"/>
+        </w:rPr>
+        <w:t xml:space="preserve"> (removing all instances of “focus-or-divide”)</w:t>
+      </w:r>
+      <w:r>
+        <w:rPr>
+          <w:sz w:val="22"/>
+          <w:szCs w:val="22"/>
+        </w:rPr>
+        <w:t xml:space="preserve"> and “decision rules”. </w:t>
       </w:r>
       <w:r>
         <w:rPr>
@@ -408,7 +436,63 @@
           <w:sz w:val="22"/>
           <w:szCs w:val="22"/>
         </w:rPr>
-        <w:t>We have reviewed these sections and added some references. Overall though we have philosophical difference with the reviewer, in that we deliberately seek out the original sources to call attention to the long history of these ideas. Many recent papers neglect foundational work, and this risks over-writing and forgetting it.</w:t>
+        <w:t xml:space="preserve">We have reviewed these sections and added some references. Overall though we </w:t>
+      </w:r>
+      <w:r>
+        <w:rPr>
+          <w:sz w:val="22"/>
+          <w:szCs w:val="22"/>
+        </w:rPr>
+        <w:t xml:space="preserve">seem to </w:t>
+      </w:r>
+      <w:r>
+        <w:rPr>
+          <w:sz w:val="22"/>
+          <w:szCs w:val="22"/>
+        </w:rPr>
+        <w:t xml:space="preserve">have </w:t>
+      </w:r>
+      <w:r>
+        <w:rPr>
+          <w:sz w:val="22"/>
+          <w:szCs w:val="22"/>
+        </w:rPr>
+        <w:t xml:space="preserve">a </w:t>
+      </w:r>
+      <w:r>
+        <w:rPr>
+          <w:sz w:val="22"/>
+          <w:szCs w:val="22"/>
+        </w:rPr>
+        <w:t>philosophical difference with the reviewer</w:t>
+      </w:r>
+      <w:r>
+        <w:rPr>
+          <w:sz w:val="22"/>
+          <w:szCs w:val="22"/>
+        </w:rPr>
+        <w:t xml:space="preserve"> on this</w:t>
+      </w:r>
+      <w:r>
+        <w:rPr>
+          <w:sz w:val="22"/>
+          <w:szCs w:val="22"/>
+        </w:rPr>
+        <w:t>, in that we deliberately seek out the original sources to call attention to the long history of these ideas</w:t>
+      </w:r>
+      <w:r>
+        <w:rPr>
+          <w:sz w:val="22"/>
+          <w:szCs w:val="22"/>
+        </w:rPr>
+        <w:t xml:space="preserve"> and give due credit</w:t>
+      </w:r>
+      <w:r>
+        <w:rPr>
+          <w:sz w:val="22"/>
+          <w:szCs w:val="22"/>
+        </w:rPr>
+        <w:t>. Many recent papers neglect foundational work, and this risks over-writing and forgetting it.</w:t>
       </w:r>
     </w:p>
     <w:p>
@@ -445,26 +529,63 @@
           <w:szCs w:val="22"/>
         </w:rPr>
         <w:br/>
-        <w:t>Please ensure that the materials on the Open Science Framework are clearly organised and documented in their final form for publication. Data, analysis scripts, and instructions for reproducing the main results should be readily interpretable by readers and other researchers. If some working files remain on a GitHub repository, please clarify how these relate to the materials archived on OSF.</w:t>
-      </w:r>
-    </w:p>
-    <w:p>
-      <w:pPr>
-        <w:rPr>
-          <w:i/>
-          <w:iCs/>
-          <w:color w:val="4472C4" w:themeColor="accent1"/>
-          <w:sz w:val="22"/>
-          <w:szCs w:val="22"/>
-        </w:rPr>
-      </w:pPr>
-      <w:r>
-        <w:rPr>
+        <w:t xml:space="preserve">Please ensure that the materials on the Open Science Framework are clearly organised and documented in their final form for publication. Data, analysis scripts, and instructions for reproducing the main results should be readily interpretable by readers and other </w:t>
+      </w:r>
+      <w:r>
+        <w:rPr>
+          <w:i/>
+          <w:iCs/>
+          <w:color w:val="4472C4" w:themeColor="accent1"/>
           <w:sz w:val="22"/>
           <w:szCs w:val="22"/>
         </w:rPr>
         <w:lastRenderedPageBreak/>
-        <w:t xml:space="preserve">We will create a link from the OSF to the public </w:t>
+        <w:t>researchers. If some working files remain on a GitHub repository, please clarify how these relate to the materials archived on OSF.</w:t>
+      </w:r>
+    </w:p>
+    <w:p>
+      <w:pPr>
+        <w:rPr>
+          <w:sz w:val="22"/>
+          <w:szCs w:val="22"/>
+          <w:highlight w:val="yellow"/>
+        </w:rPr>
+      </w:pPr>
+    </w:p>
+    <w:p>
+      <w:pPr>
+        <w:rPr>
+          <w:sz w:val="22"/>
+          <w:szCs w:val="22"/>
+        </w:rPr>
+      </w:pPr>
+      <w:r>
+        <w:rPr>
+          <w:sz w:val="22"/>
+          <w:szCs w:val="22"/>
+        </w:rPr>
+        <w:t xml:space="preserve">We </w:t>
+      </w:r>
+      <w:r>
+        <w:rPr>
+          <w:sz w:val="22"/>
+          <w:szCs w:val="22"/>
+        </w:rPr>
+        <w:t xml:space="preserve">have </w:t>
+      </w:r>
+      <w:r>
+        <w:rPr>
+          <w:sz w:val="22"/>
+          <w:szCs w:val="22"/>
+        </w:rPr>
+        <w:t xml:space="preserve">linked </w:t>
+      </w:r>
+      <w:r>
+        <w:rPr>
+          <w:sz w:val="22"/>
+          <w:szCs w:val="22"/>
+        </w:rPr>
+        <w:t xml:space="preserve">the public </w:t>
       </w:r>
       <w:proofErr w:type="spellStart"/>
       <w:r>
@@ -480,15 +601,44 @@
           <w:sz w:val="22"/>
           <w:szCs w:val="22"/>
         </w:rPr>
-        <w:t xml:space="preserve"> repository where the data files and scripts are stored.</w:t>
-      </w:r>
-      <w:r>
-        <w:rPr>
-          <w:sz w:val="22"/>
-          <w:szCs w:val="22"/>
-        </w:rPr>
-        <w:br/>
-      </w:r>
+        <w:t xml:space="preserve"> repository </w:t>
+      </w:r>
+      <w:r>
+        <w:rPr>
+          <w:sz w:val="22"/>
+          <w:szCs w:val="22"/>
+        </w:rPr>
+        <w:t xml:space="preserve">to the OSF repository, so there is a tab at the top that allows for looking at either resource. The OSF repository has the pre-registration and raw data. We did not want to alter this, but we also have growing concerns about the vulnerability of any one repository to funding cuts and changing governments. The distributed nature of </w:t>
+      </w:r>
+      <w:proofErr w:type="spellStart"/>
+      <w:r>
+        <w:rPr>
+          <w:sz w:val="22"/>
+          <w:szCs w:val="22"/>
+        </w:rPr>
+        <w:t>github</w:t>
+      </w:r>
+      <w:proofErr w:type="spellEnd"/>
+      <w:r>
+        <w:rPr>
+          <w:sz w:val="22"/>
+          <w:szCs w:val="22"/>
+        </w:rPr>
+        <w:t xml:space="preserve"> makes it a sustainable option.</w:t>
+      </w:r>
+    </w:p>
+    <w:p>
+      <w:pPr>
+        <w:rPr>
+          <w:b/>
+          <w:bCs/>
+          <w:i/>
+          <w:iCs/>
+          <w:color w:val="4472C4" w:themeColor="accent1"/>
+          <w:sz w:val="22"/>
+          <w:szCs w:val="22"/>
+        </w:rPr>
+      </w:pPr>
       <w:r>
         <w:rPr>
           <w:sz w:val="22"/>
@@ -546,6 +696,40 @@
       </w:r>
       <w:r>
         <w:rPr>
+          <w:b/>
+          <w:bCs/>
+          <w:i/>
+          <w:iCs/>
+          <w:color w:val="4472C4" w:themeColor="accent1"/>
+          <w:sz w:val="22"/>
+          <w:szCs w:val="22"/>
+        </w:rPr>
+        <w:t>Reviewer 2 comments</w:t>
+      </w:r>
+    </w:p>
+    <w:p>
+      <w:pPr>
+        <w:rPr>
+          <w:i/>
+          <w:iCs/>
+          <w:color w:val="4472C4" w:themeColor="accent1"/>
+          <w:sz w:val="22"/>
+          <w:szCs w:val="22"/>
+        </w:rPr>
+      </w:pPr>
+    </w:p>
+    <w:p>
+      <w:pPr>
+        <w:rPr>
+          <w:i/>
+          <w:iCs/>
+          <w:color w:val="4472C4" w:themeColor="accent1"/>
+          <w:sz w:val="22"/>
+          <w:szCs w:val="22"/>
+        </w:rPr>
+      </w:pPr>
+      <w:r>
+        <w:rPr>
           <w:i/>
           <w:iCs/>
           <w:color w:val="4472C4" w:themeColor="accent1"/>
@@ -671,7 +855,63 @@
           <w:sz w:val="22"/>
           <w:szCs w:val="22"/>
         </w:rPr>
-        <w:t xml:space="preserve">Yes, it’s true that this </w:t>
+        <w:t>Yes,</w:t>
+      </w:r>
+      <w:r>
+        <w:rPr>
+          <w:sz w:val="22"/>
+          <w:szCs w:val="22"/>
+        </w:rPr>
+        <w:t xml:space="preserve"> </w:t>
+      </w:r>
+      <w:r>
+        <w:rPr>
+          <w:sz w:val="22"/>
+          <w:szCs w:val="22"/>
+        </w:rPr>
+        <w:t>this</w:t>
+      </w:r>
+      <w:r>
+        <w:rPr>
+          <w:sz w:val="22"/>
+          <w:szCs w:val="22"/>
+        </w:rPr>
+        <w:t xml:space="preserve"> intuition is </w:t>
+      </w:r>
+      <w:r>
+        <w:rPr>
+          <w:sz w:val="22"/>
+          <w:szCs w:val="22"/>
+        </w:rPr>
+        <w:t>correct</w:t>
+      </w:r>
+      <w:r>
+        <w:rPr>
+          <w:sz w:val="22"/>
+          <w:szCs w:val="22"/>
+        </w:rPr>
+        <w:t xml:space="preserve"> and</w:t>
+      </w:r>
+      <w:r>
+        <w:rPr>
+          <w:sz w:val="22"/>
+          <w:szCs w:val="22"/>
+        </w:rPr>
+        <w:t xml:space="preserve"> </w:t>
+      </w:r>
+      <w:r>
+        <w:rPr>
+          <w:sz w:val="22"/>
+          <w:szCs w:val="22"/>
+        </w:rPr>
+        <w:t>the</w:t>
+      </w:r>
+      <w:r>
+        <w:rPr>
+          <w:sz w:val="22"/>
+          <w:szCs w:val="22"/>
+        </w:rPr>
+        <w:t xml:space="preserve"> </w:t>
       </w:r>
       <w:r>
         <w:rPr>
@@ -685,17 +925,115 @@
           <w:sz w:val="22"/>
           <w:szCs w:val="22"/>
         </w:rPr>
-        <w:t>is not consistently solved correctly and so it really becomes more of an intermediate “control” condition, somewhere between the arithmetic group and the reaching group. Given that there’s no difference between any of the groups in the throwing context though, this does not have any bearing on the conclusions. We have added a note to the text though to make this clear, thank you for pointing that out</w:t>
-      </w:r>
-      <w:r>
-        <w:rPr>
-          <w:i/>
-          <w:iCs/>
+        <w:t>wa</w:t>
+      </w:r>
+      <w:r>
+        <w:rPr>
+          <w:sz w:val="22"/>
+          <w:szCs w:val="22"/>
+        </w:rPr>
+        <w:t>s not consistently solved correctly</w:t>
+      </w:r>
+      <w:r>
+        <w:rPr>
           <w:sz w:val="22"/>
           <w:szCs w:val="22"/>
         </w:rPr>
         <w:t>.</w:t>
       </w:r>
+      <w:r>
+        <w:rPr>
+          <w:sz w:val="22"/>
+          <w:szCs w:val="22"/>
+        </w:rPr>
+        <w:t xml:space="preserve">  </w:t>
+      </w:r>
+      <w:r>
+        <w:rPr>
+          <w:sz w:val="22"/>
+          <w:szCs w:val="22"/>
+        </w:rPr>
+        <w:t xml:space="preserve">Consequently </w:t>
+      </w:r>
+      <w:r>
+        <w:rPr>
+          <w:sz w:val="22"/>
+          <w:szCs w:val="22"/>
+        </w:rPr>
+        <w:t>this</w:t>
+      </w:r>
+      <w:r>
+        <w:rPr>
+          <w:sz w:val="22"/>
+          <w:szCs w:val="22"/>
+        </w:rPr>
+        <w:t xml:space="preserve"> </w:t>
+      </w:r>
+      <w:r>
+        <w:rPr>
+          <w:sz w:val="22"/>
+          <w:szCs w:val="22"/>
+        </w:rPr>
+        <w:t>represents</w:t>
+      </w:r>
+      <w:r>
+        <w:rPr>
+          <w:sz w:val="22"/>
+          <w:szCs w:val="22"/>
+        </w:rPr>
+        <w:t xml:space="preserve"> more of an intermediate “control” condition, somewhere between the arithmetic group and the reaching group. Given that there’s no difference between any of the groups in the throwing context though, this does not have any bearing on the conclusions. We have added a note to the text to make this clear, </w:t>
+      </w:r>
+      <w:r>
+        <w:rPr>
+          <w:sz w:val="22"/>
+          <w:szCs w:val="22"/>
+        </w:rPr>
+        <w:t xml:space="preserve">and </w:t>
+      </w:r>
+      <w:r>
+        <w:rPr>
+          <w:sz w:val="22"/>
+          <w:szCs w:val="22"/>
+        </w:rPr>
+        <w:t xml:space="preserve">thank </w:t>
+      </w:r>
+      <w:r>
+        <w:rPr>
+          <w:sz w:val="22"/>
+          <w:szCs w:val="22"/>
+        </w:rPr>
+        <w:t>the reviewer</w:t>
+      </w:r>
+      <w:r>
+        <w:rPr>
+          <w:sz w:val="22"/>
+          <w:szCs w:val="22"/>
+        </w:rPr>
+        <w:t xml:space="preserve"> for pointing th</w:t>
+      </w:r>
+      <w:r>
+        <w:rPr>
+          <w:sz w:val="22"/>
+          <w:szCs w:val="22"/>
+        </w:rPr>
+        <w:t>is</w:t>
+      </w:r>
+      <w:r>
+        <w:rPr>
+          <w:sz w:val="22"/>
+          <w:szCs w:val="22"/>
+        </w:rPr>
+        <w:t xml:space="preserve"> out</w:t>
+      </w:r>
+      <w:r>
+        <w:rPr>
+          <w:i/>
+          <w:iCs/>
+          <w:sz w:val="22"/>
+          <w:szCs w:val="22"/>
+        </w:rPr>
+        <w:t>.</w:t>
+      </w:r>
     </w:p>
     <w:p>
       <w:pPr>
@@ -747,7 +1085,21 @@
           <w:sz w:val="22"/>
           <w:szCs w:val="22"/>
         </w:rPr>
-        <w:t>We have proofread the paper for typos. (I think the paragraph in question appears at the bottom of page 16 in the numbered pages in the manuscript.)</w:t>
+        <w:t>We have proofread the paper for typos. (I think the paragraph in question appears at the bottom of page 16 in the numbered pages in the manuscript</w:t>
+      </w:r>
+      <w:r>
+        <w:rPr>
+          <w:sz w:val="22"/>
+          <w:szCs w:val="22"/>
+        </w:rPr>
+        <w:t xml:space="preserve"> – there were indeed several typos there</w:t>
+      </w:r>
+      <w:r>
+        <w:rPr>
+          <w:sz w:val="22"/>
+          <w:szCs w:val="22"/>
+        </w:rPr>
+        <w:t>.)</w:t>
       </w:r>
     </w:p>
     <w:p>
@@ -841,8 +1193,32 @@
           <w:sz w:val="22"/>
           <w:szCs w:val="22"/>
         </w:rPr>
+        <w:lastRenderedPageBreak/>
         <w:t xml:space="preserve">For this point in particular, we are saying “it has long been known”. A 100-year old reference supports that assertion. </w:t>
       </w:r>
+      <w:r>
+        <w:rPr>
+          <w:sz w:val="22"/>
+          <w:szCs w:val="22"/>
+        </w:rPr>
+        <w:t xml:space="preserve">Nonetheless, we added the Tulving and Thomson as a memory reference (the </w:t>
+      </w:r>
+      <w:proofErr w:type="spellStart"/>
+      <w:r>
+        <w:rPr>
+          <w:sz w:val="22"/>
+          <w:szCs w:val="22"/>
+        </w:rPr>
+        <w:t>Carr</w:t>
+      </w:r>
+      <w:proofErr w:type="spellEnd"/>
+      <w:r>
+        <w:rPr>
+          <w:sz w:val="22"/>
+          <w:szCs w:val="22"/>
+        </w:rPr>
+        <w:t xml:space="preserve"> reference being more about learning).</w:t>
+      </w:r>
     </w:p>
     <w:p>
       <w:pPr>
@@ -919,342 +1295,478 @@
           <w:sz w:val="22"/>
           <w:szCs w:val="22"/>
         </w:rPr>
+        <w:t xml:space="preserve">However, the other reason I think it is thought-provoking is because I still disagree with some of the authors' conclusions, mainly about theoretical mechanisms that might explain the results. The main conclusion is that variability in responding is a "persistent default mode", perhaps because variability of </w:t>
+      </w:r>
+      <w:proofErr w:type="spellStart"/>
+      <w:r>
+        <w:rPr>
+          <w:i/>
+          <w:iCs/>
+          <w:color w:val="4472C4" w:themeColor="accent1"/>
+          <w:sz w:val="22"/>
+          <w:szCs w:val="22"/>
+        </w:rPr>
+        <w:t>behavior</w:t>
+      </w:r>
+      <w:proofErr w:type="spellEnd"/>
+      <w:r>
+        <w:rPr>
+          <w:i/>
+          <w:iCs/>
+          <w:color w:val="4472C4" w:themeColor="accent1"/>
+          <w:sz w:val="22"/>
+          <w:szCs w:val="22"/>
+        </w:rPr>
+        <w:t xml:space="preserve"> enables efficient reinforcement learning (RL). But this explanation and its implications are not thoroughly explored. For example, from that viewpoint the manipulation in </w:t>
+      </w:r>
+      <w:proofErr w:type="spellStart"/>
+      <w:r>
+        <w:rPr>
+          <w:i/>
+          <w:iCs/>
+          <w:color w:val="4472C4" w:themeColor="accent1"/>
+          <w:sz w:val="22"/>
+          <w:szCs w:val="22"/>
+        </w:rPr>
+        <w:t>Expt</w:t>
+      </w:r>
+      <w:proofErr w:type="spellEnd"/>
+      <w:r>
+        <w:rPr>
+          <w:i/>
+          <w:iCs/>
+          <w:color w:val="4472C4" w:themeColor="accent1"/>
+          <w:sz w:val="22"/>
+          <w:szCs w:val="22"/>
+        </w:rPr>
+        <w:t xml:space="preserve"> 2 seems inconsistent, because simple training in emitting the "optimal" </w:t>
+      </w:r>
+      <w:proofErr w:type="spellStart"/>
+      <w:r>
+        <w:rPr>
+          <w:i/>
+          <w:iCs/>
+          <w:color w:val="4472C4" w:themeColor="accent1"/>
+          <w:sz w:val="22"/>
+          <w:szCs w:val="22"/>
+        </w:rPr>
+        <w:t>behavior</w:t>
+      </w:r>
+      <w:proofErr w:type="spellEnd"/>
+      <w:r>
+        <w:rPr>
+          <w:i/>
+          <w:iCs/>
+          <w:color w:val="4472C4" w:themeColor="accent1"/>
+          <w:sz w:val="22"/>
+          <w:szCs w:val="22"/>
+        </w:rPr>
+        <w:t xml:space="preserve"> does not provide feedback with the type of informative contingency that enables RL, by distinguishing between good and bad decisions. Put another way, if I have been directed to the optimal position on every trial, how do I know that other positions are worse?</w:t>
+      </w:r>
+    </w:p>
+    <w:p>
+      <w:pPr>
+        <w:rPr>
+          <w:i/>
+          <w:iCs/>
+          <w:sz w:val="22"/>
+          <w:szCs w:val="22"/>
+        </w:rPr>
+      </w:pPr>
+    </w:p>
+    <w:p>
+      <w:pPr>
+        <w:rPr>
+          <w:sz w:val="22"/>
+          <w:szCs w:val="22"/>
+        </w:rPr>
+      </w:pPr>
+      <w:r>
+        <w:rPr>
+          <w:sz w:val="22"/>
+          <w:szCs w:val="22"/>
+        </w:rPr>
+        <w:t>O</w:t>
+      </w:r>
+      <w:r>
+        <w:rPr>
+          <w:sz w:val="22"/>
+          <w:szCs w:val="22"/>
+        </w:rPr>
+        <w:t>ur theoretical message may have been muddled somewhat by the addition of the reverse hierarchy model from perceptual learning. This was the weakest of three points supporting our expectation that performing the reaching task would improve choices in the throwing task (which in the end, it did not). We have scaled this back in the revised version of the paper, as it was not a strong point and bringing in perceptual learning was confusing, as we are not really manipulating or measuring learning in that sense.</w:t>
+      </w:r>
+      <w:r>
+        <w:rPr>
+          <w:i/>
+          <w:iCs/>
+          <w:sz w:val="22"/>
+          <w:szCs w:val="22"/>
+        </w:rPr>
+        <w:br/>
+      </w:r>
+    </w:p>
+    <w:p>
+      <w:pPr>
+        <w:rPr>
+          <w:i/>
+          <w:iCs/>
+          <w:color w:val="4472C4" w:themeColor="accent1"/>
+          <w:sz w:val="22"/>
+          <w:szCs w:val="22"/>
+        </w:rPr>
+      </w:pPr>
+      <w:r>
+        <w:rPr>
+          <w:i/>
+          <w:iCs/>
+          <w:color w:val="4472C4" w:themeColor="accent1"/>
+          <w:sz w:val="22"/>
+          <w:szCs w:val="22"/>
+        </w:rPr>
+        <w:t xml:space="preserve">Rather, that </w:t>
+      </w:r>
+      <w:proofErr w:type="spellStart"/>
+      <w:r>
+        <w:rPr>
+          <w:i/>
+          <w:iCs/>
+          <w:color w:val="4472C4" w:themeColor="accent1"/>
+          <w:sz w:val="22"/>
+          <w:szCs w:val="22"/>
+        </w:rPr>
+        <w:t>Expt</w:t>
+      </w:r>
+      <w:proofErr w:type="spellEnd"/>
+      <w:r>
+        <w:rPr>
+          <w:i/>
+          <w:iCs/>
+          <w:color w:val="4472C4" w:themeColor="accent1"/>
+          <w:sz w:val="22"/>
+          <w:szCs w:val="22"/>
+        </w:rPr>
+        <w:t xml:space="preserve"> 2 manipulation seems to have been based on the idea that simple </w:t>
+      </w:r>
+      <w:proofErr w:type="spellStart"/>
+      <w:r>
+        <w:rPr>
+          <w:i/>
+          <w:iCs/>
+          <w:color w:val="4472C4" w:themeColor="accent1"/>
+          <w:sz w:val="22"/>
+          <w:szCs w:val="22"/>
+        </w:rPr>
+        <w:t>behavioral</w:t>
+      </w:r>
+      <w:proofErr w:type="spellEnd"/>
+      <w:r>
+        <w:rPr>
+          <w:i/>
+          <w:iCs/>
+          <w:color w:val="4472C4" w:themeColor="accent1"/>
+          <w:sz w:val="22"/>
+          <w:szCs w:val="22"/>
+        </w:rPr>
+        <w:t xml:space="preserve"> guidance might enable insight or generalization in some tasks (Grant and Spivey, 2003; Thomas &amp; </w:t>
+      </w:r>
+      <w:proofErr w:type="spellStart"/>
+      <w:r>
+        <w:rPr>
+          <w:i/>
+          <w:iCs/>
+          <w:color w:val="4472C4" w:themeColor="accent1"/>
+          <w:sz w:val="22"/>
+          <w:szCs w:val="22"/>
+        </w:rPr>
+        <w:t>Lleras</w:t>
+      </w:r>
+      <w:proofErr w:type="spellEnd"/>
+      <w:r>
+        <w:rPr>
+          <w:i/>
+          <w:iCs/>
+          <w:color w:val="4472C4" w:themeColor="accent1"/>
+          <w:sz w:val="22"/>
+          <w:szCs w:val="22"/>
+        </w:rPr>
+        <w:t>, 2008). One question is: Why should this happen? I could see a embodied cognition argument being constructed here, but possible mechanisms behind this effect is not discussed.</w:t>
+      </w:r>
+    </w:p>
+    <w:p>
+      <w:pPr>
+        <w:rPr>
+          <w:i/>
+          <w:iCs/>
+          <w:color w:val="4472C4" w:themeColor="accent1"/>
+          <w:sz w:val="22"/>
+          <w:szCs w:val="22"/>
+        </w:rPr>
+      </w:pPr>
+    </w:p>
+    <w:p>
+      <w:pPr>
+        <w:rPr>
+          <w:sz w:val="22"/>
+          <w:szCs w:val="22"/>
+        </w:rPr>
+      </w:pPr>
+      <w:r>
+        <w:rPr>
+          <w:sz w:val="22"/>
+          <w:szCs w:val="22"/>
+        </w:rPr>
+        <w:t xml:space="preserve">We </w:t>
+      </w:r>
+      <w:r>
+        <w:rPr>
+          <w:sz w:val="22"/>
+          <w:szCs w:val="22"/>
+        </w:rPr>
+        <w:t xml:space="preserve">briefly </w:t>
+      </w:r>
+      <w:r>
+        <w:rPr>
+          <w:sz w:val="22"/>
+          <w:szCs w:val="22"/>
+        </w:rPr>
+        <w:t xml:space="preserve">bring this literature up in the introduction to </w:t>
+      </w:r>
+      <w:r>
+        <w:rPr>
+          <w:sz w:val="22"/>
+          <w:szCs w:val="22"/>
+        </w:rPr>
+        <w:t>E</w:t>
+      </w:r>
+      <w:r>
+        <w:rPr>
+          <w:sz w:val="22"/>
+          <w:szCs w:val="22"/>
+        </w:rPr>
+        <w:t xml:space="preserve">2, but because we did not ultimately observe any generalization from physically performing the strategy, we do not dwell too much on possible mechanisms of how embodiment might lead to insight. </w:t>
+      </w:r>
+      <w:r>
+        <w:rPr>
+          <w:i/>
+          <w:iCs/>
+          <w:sz w:val="22"/>
+          <w:szCs w:val="22"/>
+        </w:rPr>
+        <w:br/>
+      </w:r>
+      <w:r>
+        <w:rPr>
+          <w:sz w:val="22"/>
+          <w:szCs w:val="22"/>
+        </w:rPr>
+        <w:br/>
+      </w:r>
+      <w:r>
+        <w:rPr>
+          <w:i/>
+          <w:iCs/>
+          <w:color w:val="4472C4" w:themeColor="accent1"/>
+          <w:sz w:val="22"/>
+          <w:szCs w:val="22"/>
+        </w:rPr>
+        <w:t xml:space="preserve">This evokes another question: do the participants even view the task as an insight problem (as the authors seem to)  that requires an abstract generalization? If not, then they may not be motivated to find one, and without such an explicit generalization it's not clear to me that optimal </w:t>
+      </w:r>
+      <w:proofErr w:type="spellStart"/>
+      <w:r>
+        <w:rPr>
+          <w:i/>
+          <w:iCs/>
+          <w:color w:val="4472C4" w:themeColor="accent1"/>
+          <w:sz w:val="22"/>
+          <w:szCs w:val="22"/>
+        </w:rPr>
+        <w:t>behavior</w:t>
+      </w:r>
+      <w:proofErr w:type="spellEnd"/>
+      <w:r>
+        <w:rPr>
+          <w:i/>
+          <w:iCs/>
+          <w:color w:val="4472C4" w:themeColor="accent1"/>
+          <w:sz w:val="22"/>
+          <w:szCs w:val="22"/>
+        </w:rPr>
+        <w:t xml:space="preserve"> should generalize. Indeed, participants may view Study 2 as merely a study of visual perception, and not be particularly motivated to improve their performance.  In sum, the authors pose their study as investigating conditions for transfer of learning, but I feel the learning itself has not been sufficiently established to make the answer to the transfer question compelling.</w:t>
+      </w:r>
+      <w:r>
+        <w:rPr>
+          <w:i/>
+          <w:iCs/>
+          <w:color w:val="4472C4" w:themeColor="accent1"/>
+          <w:sz w:val="22"/>
+          <w:szCs w:val="22"/>
+        </w:rPr>
+        <w:br/>
+      </w:r>
+      <w:r>
+        <w:rPr>
+          <w:i/>
+          <w:iCs/>
+          <w:color w:val="4472C4" w:themeColor="accent1"/>
+          <w:sz w:val="22"/>
+          <w:szCs w:val="22"/>
+        </w:rPr>
+        <w:br/>
+      </w:r>
+      <w:r>
+        <w:rPr>
+          <w:sz w:val="22"/>
+          <w:szCs w:val="22"/>
+        </w:rPr>
+        <w:t xml:space="preserve">I think the reviewer is nicely articulating a central question of our research here – are participants </w:t>
+      </w:r>
+      <w:r>
+        <w:rPr>
+          <w:sz w:val="22"/>
+          <w:szCs w:val="22"/>
+        </w:rPr>
+        <w:t>even looking for</w:t>
+      </w:r>
+      <w:r>
+        <w:rPr>
+          <w:sz w:val="22"/>
+          <w:szCs w:val="22"/>
+        </w:rPr>
+        <w:t xml:space="preserve"> a rule to follow? We have made </w:t>
+      </w:r>
+      <w:r>
+        <w:rPr>
+          <w:sz w:val="22"/>
+          <w:szCs w:val="22"/>
+        </w:rPr>
+        <w:t xml:space="preserve">a decision rule available to participants that is easy to understand </w:t>
+      </w:r>
+      <w:r>
+        <w:rPr>
+          <w:sz w:val="22"/>
+          <w:szCs w:val="22"/>
+        </w:rPr>
+        <w:t>and follow, and</w:t>
+      </w:r>
+      <w:r>
+        <w:rPr>
+          <w:sz w:val="22"/>
+          <w:szCs w:val="22"/>
+        </w:rPr>
+        <w:t xml:space="preserve"> </w:t>
+      </w:r>
+      <w:r>
+        <w:rPr>
+          <w:sz w:val="22"/>
+          <w:szCs w:val="22"/>
+        </w:rPr>
+        <w:t xml:space="preserve">will </w:t>
+      </w:r>
+      <w:r>
+        <w:rPr>
+          <w:sz w:val="22"/>
+          <w:szCs w:val="22"/>
+        </w:rPr>
+        <w:t>boost performance considerably</w:t>
+      </w:r>
+      <w:r>
+        <w:rPr>
+          <w:sz w:val="22"/>
+          <w:szCs w:val="22"/>
+        </w:rPr>
+        <w:t xml:space="preserve">. </w:t>
+      </w:r>
+      <w:r>
+        <w:rPr>
+          <w:sz w:val="22"/>
+          <w:szCs w:val="22"/>
+        </w:rPr>
         <w:lastRenderedPageBreak/>
-        <w:t xml:space="preserve">However, the other reason I think it is thought-provoking is because I still disagree with some of the authors' conclusions, mainly about theoretical mechanisms that might explain the results. The main conclusion is that variability in responding is a "persistent default mode", perhaps because variability of </w:t>
-      </w:r>
-      <w:proofErr w:type="spellStart"/>
-      <w:r>
-        <w:rPr>
-          <w:i/>
-          <w:iCs/>
-          <w:color w:val="4472C4" w:themeColor="accent1"/>
-          <w:sz w:val="22"/>
-          <w:szCs w:val="22"/>
-        </w:rPr>
-        <w:t>behavior</w:t>
-      </w:r>
-      <w:proofErr w:type="spellEnd"/>
-      <w:r>
-        <w:rPr>
-          <w:i/>
-          <w:iCs/>
-          <w:color w:val="4472C4" w:themeColor="accent1"/>
-          <w:sz w:val="22"/>
-          <w:szCs w:val="22"/>
-        </w:rPr>
-        <w:t xml:space="preserve"> enables efficient reinforcement learning (RL). But this explanation and its implications are not thoroughly explored. For example, from that viewpoint the manipulation in </w:t>
-      </w:r>
-      <w:proofErr w:type="spellStart"/>
-      <w:r>
-        <w:rPr>
-          <w:i/>
-          <w:iCs/>
-          <w:color w:val="4472C4" w:themeColor="accent1"/>
-          <w:sz w:val="22"/>
-          <w:szCs w:val="22"/>
-        </w:rPr>
-        <w:t>Expt</w:t>
-      </w:r>
-      <w:proofErr w:type="spellEnd"/>
-      <w:r>
-        <w:rPr>
-          <w:i/>
-          <w:iCs/>
-          <w:color w:val="4472C4" w:themeColor="accent1"/>
-          <w:sz w:val="22"/>
-          <w:szCs w:val="22"/>
-        </w:rPr>
-        <w:t xml:space="preserve"> 2 seems inconsistent, because simple training in emitting the "optimal" </w:t>
-      </w:r>
-      <w:proofErr w:type="spellStart"/>
-      <w:r>
-        <w:rPr>
-          <w:i/>
-          <w:iCs/>
-          <w:color w:val="4472C4" w:themeColor="accent1"/>
-          <w:sz w:val="22"/>
-          <w:szCs w:val="22"/>
-        </w:rPr>
-        <w:t>behavior</w:t>
-      </w:r>
-      <w:proofErr w:type="spellEnd"/>
-      <w:r>
-        <w:rPr>
-          <w:i/>
-          <w:iCs/>
-          <w:color w:val="4472C4" w:themeColor="accent1"/>
-          <w:sz w:val="22"/>
-          <w:szCs w:val="22"/>
-        </w:rPr>
-        <w:t xml:space="preserve"> does not provide feedback with the type of informative contingency that enables RL, by distinguishing between good and bad decisions. Put another way, if I have been directed to the optimal position on every trial, how do I know that other positions are worse?</w:t>
-      </w:r>
-    </w:p>
-    <w:p>
-      <w:pPr>
-        <w:rPr>
-          <w:i/>
-          <w:iCs/>
-          <w:sz w:val="22"/>
-          <w:szCs w:val="22"/>
-        </w:rPr>
-      </w:pPr>
-    </w:p>
-    <w:p>
-      <w:pPr>
-        <w:rPr>
-          <w:sz w:val="22"/>
-          <w:szCs w:val="22"/>
-        </w:rPr>
-      </w:pPr>
-      <w:r>
-        <w:rPr>
-          <w:sz w:val="22"/>
-          <w:szCs w:val="22"/>
-        </w:rPr>
-        <w:t>I think our theoretical message may have been muddled somewhat by the addition of the reverse hierarchy model from perceptual learning. This was the weakest of three points supporting our expectation that performing the reaching task would improve choices in the throwing task (which in the end, it did not). We have scaled this back in the revised version of the paper, as it was not a strong point and bringing in perceptual learning was confusing, as we are not really manipulating or measuring learning in that sense.</w:t>
-      </w:r>
-      <w:r>
-        <w:rPr>
-          <w:i/>
-          <w:iCs/>
-          <w:sz w:val="22"/>
-          <w:szCs w:val="22"/>
-        </w:rPr>
-        <w:br/>
-      </w:r>
-    </w:p>
-    <w:p>
-      <w:pPr>
-        <w:rPr>
-          <w:i/>
-          <w:iCs/>
-          <w:color w:val="4472C4" w:themeColor="accent1"/>
-          <w:sz w:val="22"/>
-          <w:szCs w:val="22"/>
-        </w:rPr>
-      </w:pPr>
-      <w:r>
-        <w:rPr>
-          <w:i/>
-          <w:iCs/>
-          <w:color w:val="4472C4" w:themeColor="accent1"/>
-          <w:sz w:val="22"/>
-          <w:szCs w:val="22"/>
-        </w:rPr>
-        <w:t xml:space="preserve">Rather, that </w:t>
-      </w:r>
-      <w:proofErr w:type="spellStart"/>
-      <w:r>
-        <w:rPr>
-          <w:i/>
-          <w:iCs/>
-          <w:color w:val="4472C4" w:themeColor="accent1"/>
-          <w:sz w:val="22"/>
-          <w:szCs w:val="22"/>
-        </w:rPr>
-        <w:t>Expt</w:t>
-      </w:r>
-      <w:proofErr w:type="spellEnd"/>
-      <w:r>
-        <w:rPr>
-          <w:i/>
-          <w:iCs/>
-          <w:color w:val="4472C4" w:themeColor="accent1"/>
-          <w:sz w:val="22"/>
-          <w:szCs w:val="22"/>
-        </w:rPr>
-        <w:t xml:space="preserve"> 2 manipulation seems to have been based on the idea that simple </w:t>
-      </w:r>
-      <w:proofErr w:type="spellStart"/>
-      <w:r>
-        <w:rPr>
-          <w:i/>
-          <w:iCs/>
-          <w:color w:val="4472C4" w:themeColor="accent1"/>
-          <w:sz w:val="22"/>
-          <w:szCs w:val="22"/>
-        </w:rPr>
-        <w:t>behavioral</w:t>
-      </w:r>
-      <w:proofErr w:type="spellEnd"/>
-      <w:r>
-        <w:rPr>
-          <w:i/>
-          <w:iCs/>
-          <w:color w:val="4472C4" w:themeColor="accent1"/>
-          <w:sz w:val="22"/>
-          <w:szCs w:val="22"/>
-        </w:rPr>
-        <w:t xml:space="preserve"> guidance might enable insight or generalization in some tasks (Grant and Spivey, 2003; Thomas &amp; </w:t>
-      </w:r>
-      <w:proofErr w:type="spellStart"/>
-      <w:r>
-        <w:rPr>
-          <w:i/>
-          <w:iCs/>
-          <w:color w:val="4472C4" w:themeColor="accent1"/>
-          <w:sz w:val="22"/>
-          <w:szCs w:val="22"/>
-        </w:rPr>
-        <w:t>Lleras</w:t>
-      </w:r>
-      <w:proofErr w:type="spellEnd"/>
-      <w:r>
-        <w:rPr>
-          <w:i/>
-          <w:iCs/>
-          <w:color w:val="4472C4" w:themeColor="accent1"/>
-          <w:sz w:val="22"/>
-          <w:szCs w:val="22"/>
-        </w:rPr>
-        <w:t>, 2008). One question is: Why should this happen? I could see a embodied cognition argument being constructed here, but possible mechanisms behind this effect is not discussed.</w:t>
-      </w:r>
-    </w:p>
-    <w:p>
-      <w:pPr>
-        <w:rPr>
-          <w:i/>
-          <w:iCs/>
-          <w:color w:val="4472C4" w:themeColor="accent1"/>
-          <w:sz w:val="22"/>
-          <w:szCs w:val="22"/>
-        </w:rPr>
-      </w:pPr>
-    </w:p>
-    <w:p>
-      <w:pPr>
-        <w:rPr>
-          <w:sz w:val="22"/>
-          <w:szCs w:val="22"/>
-        </w:rPr>
-      </w:pPr>
-      <w:r>
-        <w:rPr>
-          <w:sz w:val="22"/>
-          <w:szCs w:val="22"/>
-        </w:rPr>
-        <w:t xml:space="preserve">We bring this literature up in the introduction to experiment 2, but again, because we did not ultimately observe any generalization from physically performing the strategy, we do not dwell too much on possible mechanisms of how embodiment might lead to insight. </w:t>
-      </w:r>
-      <w:r>
-        <w:rPr>
-          <w:i/>
-          <w:iCs/>
-          <w:sz w:val="22"/>
-          <w:szCs w:val="22"/>
-        </w:rPr>
-        <w:br/>
-      </w:r>
-      <w:r>
-        <w:rPr>
-          <w:sz w:val="22"/>
-          <w:szCs w:val="22"/>
-        </w:rPr>
-        <w:br/>
-      </w:r>
-      <w:r>
-        <w:rPr>
-          <w:i/>
-          <w:iCs/>
-          <w:color w:val="4472C4" w:themeColor="accent1"/>
-          <w:sz w:val="22"/>
-          <w:szCs w:val="22"/>
-        </w:rPr>
-        <w:t xml:space="preserve">This evokes another question: do the participants even view the task as an insight problem (as the authors seem to)  that requires an abstract generalization? If not, then they may not be motivated to find one, and without such an explicit generalization it's not clear to me that optimal </w:t>
-      </w:r>
-      <w:proofErr w:type="spellStart"/>
-      <w:r>
-        <w:rPr>
-          <w:i/>
-          <w:iCs/>
-          <w:color w:val="4472C4" w:themeColor="accent1"/>
-          <w:sz w:val="22"/>
-          <w:szCs w:val="22"/>
-        </w:rPr>
-        <w:t>behavior</w:t>
-      </w:r>
-      <w:proofErr w:type="spellEnd"/>
-      <w:r>
-        <w:rPr>
-          <w:i/>
-          <w:iCs/>
-          <w:color w:val="4472C4" w:themeColor="accent1"/>
-          <w:sz w:val="22"/>
-          <w:szCs w:val="22"/>
-        </w:rPr>
-        <w:t xml:space="preserve"> should generalize. Indeed, participants may view Study 2 as merely a study of visual perception, and not be particularly motivated to improve their performance.  In sum, the authors pose their study as investigating conditions for transfer of learning, but I feel the learning itself has not been sufficiently established to make the answer to the transfer question compelling.</w:t>
-      </w:r>
-      <w:r>
-        <w:rPr>
-          <w:i/>
-          <w:iCs/>
-          <w:color w:val="4472C4" w:themeColor="accent1"/>
-          <w:sz w:val="22"/>
-          <w:szCs w:val="22"/>
-        </w:rPr>
-        <w:br/>
-      </w:r>
-      <w:r>
-        <w:rPr>
-          <w:i/>
-          <w:iCs/>
-          <w:color w:val="4472C4" w:themeColor="accent1"/>
-          <w:sz w:val="22"/>
-          <w:szCs w:val="22"/>
-        </w:rPr>
-        <w:br/>
-        <w:t>To summarize, the paper is clearly written, and thought-provoking, but its theoretical import is unclear (or at least debatable).</w:t>
-      </w:r>
-      <w:r>
-        <w:rPr>
-          <w:i/>
-          <w:iCs/>
-          <w:color w:val="4472C4" w:themeColor="accent1"/>
-          <w:sz w:val="22"/>
-          <w:szCs w:val="22"/>
-        </w:rPr>
-        <w:br/>
-      </w:r>
-      <w:r>
-        <w:rPr>
-          <w:sz w:val="22"/>
-          <w:szCs w:val="22"/>
-        </w:rPr>
-        <w:br/>
-      </w:r>
-      <w:r>
-        <w:rPr>
-          <w:sz w:val="22"/>
-          <w:szCs w:val="22"/>
-        </w:rPr>
-        <w:t xml:space="preserve">I think the reviewer is nicely articulating a central question of our research here – are participants </w:t>
-      </w:r>
-      <w:r>
-        <w:rPr>
-          <w:sz w:val="22"/>
-          <w:szCs w:val="22"/>
-        </w:rPr>
-        <w:t>even looking for</w:t>
-      </w:r>
-      <w:r>
-        <w:rPr>
-          <w:sz w:val="22"/>
-          <w:szCs w:val="22"/>
-        </w:rPr>
-        <w:t xml:space="preserve"> a rule to follow? We have made </w:t>
-      </w:r>
-      <w:r>
-        <w:rPr>
-          <w:sz w:val="22"/>
-          <w:szCs w:val="22"/>
-        </w:rPr>
-        <w:t xml:space="preserve">a decision rule available to participants that is easy to understand </w:t>
-      </w:r>
-      <w:r>
-        <w:rPr>
-          <w:sz w:val="22"/>
-          <w:szCs w:val="22"/>
-        </w:rPr>
-        <w:t>and follow, and</w:t>
+        <w:t xml:space="preserve">We get them to actively engage in using it, and then we set them loose on the task in which they can apply it. They </w:t>
+      </w:r>
+      <w:r>
+        <w:rPr>
+          <w:sz w:val="22"/>
+          <w:szCs w:val="22"/>
+        </w:rPr>
+        <w:t xml:space="preserve">simply </w:t>
+      </w:r>
+      <w:r>
+        <w:rPr>
+          <w:sz w:val="22"/>
+          <w:szCs w:val="22"/>
+        </w:rPr>
+        <w:t xml:space="preserve">do not apply it. </w:t>
+      </w:r>
+      <w:r>
+        <w:rPr>
+          <w:sz w:val="22"/>
+          <w:szCs w:val="22"/>
+        </w:rPr>
+        <w:t xml:space="preserve">To be clear, we </w:t>
+      </w:r>
+      <w:r>
+        <w:rPr>
+          <w:sz w:val="22"/>
+          <w:szCs w:val="22"/>
+        </w:rPr>
+        <w:t>are not suggesting</w:t>
+      </w:r>
+      <w:r>
+        <w:rPr>
+          <w:sz w:val="22"/>
+          <w:szCs w:val="22"/>
+        </w:rPr>
+        <w:t xml:space="preserve"> people are recognising the rule and </w:t>
+      </w:r>
+      <w:r>
+        <w:rPr>
+          <w:sz w:val="22"/>
+          <w:szCs w:val="22"/>
+        </w:rPr>
+        <w:t xml:space="preserve">deliberately </w:t>
+      </w:r>
+      <w:r>
+        <w:rPr>
+          <w:sz w:val="22"/>
+          <w:szCs w:val="22"/>
+        </w:rPr>
+        <w:t>deciding not to use it</w:t>
+      </w:r>
+      <w:r>
+        <w:rPr>
+          <w:sz w:val="22"/>
+          <w:szCs w:val="22"/>
+        </w:rPr>
+        <w:t xml:space="preserve">. Instead, </w:t>
+      </w:r>
+      <w:r>
+        <w:rPr>
+          <w:sz w:val="22"/>
+          <w:szCs w:val="22"/>
+        </w:rPr>
+        <w:t xml:space="preserve">we </w:t>
+      </w:r>
+      <w:r>
+        <w:rPr>
+          <w:sz w:val="22"/>
+          <w:szCs w:val="22"/>
+        </w:rPr>
+        <w:t>think they are just content with their trial-and-error strategy and not looking for a rule. Our speculation is that this is because a trial-and-error strategy might be sub-optimal in the short term, but over longer and more general horizons, it has benefits that following rules do</w:t>
+      </w:r>
+      <w:r>
+        <w:rPr>
+          <w:sz w:val="22"/>
+          <w:szCs w:val="22"/>
+        </w:rPr>
+        <w:t>es</w:t>
+      </w:r>
+      <w:r>
+        <w:rPr>
+          <w:sz w:val="22"/>
+          <w:szCs w:val="22"/>
+        </w:rPr>
+        <w:t xml:space="preserve"> not.</w:t>
       </w:r>
       <w:r>
         <w:rPr>
@@ -1263,127 +1775,121 @@
         </w:rPr>
         <w:t xml:space="preserve"> </w:t>
       </w:r>
-      <w:r>
-        <w:rPr>
-          <w:sz w:val="22"/>
-          <w:szCs w:val="22"/>
-        </w:rPr>
-        <w:t xml:space="preserve">will </w:t>
-      </w:r>
-      <w:r>
-        <w:rPr>
-          <w:sz w:val="22"/>
-          <w:szCs w:val="22"/>
-        </w:rPr>
-        <w:t>boost performance considerably</w:t>
-      </w:r>
-      <w:r>
-        <w:rPr>
-          <w:sz w:val="22"/>
-          <w:szCs w:val="22"/>
-        </w:rPr>
-        <w:t xml:space="preserve">. We get them to actively engage in using it, and then we set them loose on the task in which they can apply it. They </w:t>
-      </w:r>
-      <w:r>
-        <w:rPr>
-          <w:sz w:val="22"/>
-          <w:szCs w:val="22"/>
-        </w:rPr>
-        <w:t xml:space="preserve">simply </w:t>
-      </w:r>
-      <w:r>
-        <w:rPr>
-          <w:sz w:val="22"/>
-          <w:szCs w:val="22"/>
-        </w:rPr>
-        <w:t xml:space="preserve">do not apply it. </w:t>
-      </w:r>
-      <w:r>
-        <w:rPr>
-          <w:sz w:val="22"/>
-          <w:szCs w:val="22"/>
-        </w:rPr>
-        <w:t xml:space="preserve">To be clear, we </w:t>
-      </w:r>
-      <w:r>
-        <w:rPr>
-          <w:sz w:val="22"/>
-          <w:szCs w:val="22"/>
-        </w:rPr>
-        <w:t>are not suggesting</w:t>
-      </w:r>
-      <w:r>
-        <w:rPr>
-          <w:sz w:val="22"/>
-          <w:szCs w:val="22"/>
-        </w:rPr>
-        <w:t xml:space="preserve"> people are recognising the rule and </w:t>
-      </w:r>
-      <w:r>
-        <w:rPr>
-          <w:sz w:val="22"/>
-          <w:szCs w:val="22"/>
-        </w:rPr>
-        <w:t xml:space="preserve">deliberately </w:t>
-      </w:r>
-      <w:r>
-        <w:rPr>
-          <w:sz w:val="22"/>
-          <w:szCs w:val="22"/>
-        </w:rPr>
-        <w:t>deciding not to use it</w:t>
-      </w:r>
-      <w:r>
-        <w:rPr>
-          <w:sz w:val="22"/>
-          <w:szCs w:val="22"/>
-        </w:rPr>
-        <w:t xml:space="preserve">. Instead, </w:t>
-      </w:r>
-      <w:r>
-        <w:rPr>
-          <w:sz w:val="22"/>
-          <w:szCs w:val="22"/>
-        </w:rPr>
-        <w:t xml:space="preserve">we </w:t>
-      </w:r>
-      <w:r>
-        <w:rPr>
-          <w:sz w:val="22"/>
-          <w:szCs w:val="22"/>
-        </w:rPr>
-        <w:t>think they are just content with their trial-and-error strategy and not looking for a rule. Our speculation is that this is because a trial-and-error strategy might be sub-optimal in the short term, but over longer and more general horizons, it has benefits that following rules do not.</w:t>
-      </w:r>
-      <w:r>
-        <w:rPr>
-          <w:sz w:val="22"/>
-          <w:szCs w:val="22"/>
-        </w:rPr>
-        <w:t xml:space="preserve"> We have ruled out a lack of motivation to improve performance in another paper (James et al., 2019). </w:t>
-      </w:r>
-    </w:p>
-    <w:p>
-      <w:pPr>
-        <w:rPr>
-          <w:sz w:val="22"/>
-          <w:szCs w:val="22"/>
-        </w:rPr>
-      </w:pPr>
-    </w:p>
-    <w:p>
-      <w:pPr>
-        <w:rPr>
-          <w:sz w:val="22"/>
-          <w:szCs w:val="22"/>
-        </w:rPr>
-      </w:pPr>
-      <w:r>
-        <w:rPr>
-          <w:sz w:val="22"/>
-          <w:szCs w:val="22"/>
-        </w:rPr>
-        <w:lastRenderedPageBreak/>
-        <w:t xml:space="preserve">We did not mean to present the research as investigating the conditions for transfer of learning. To avoid this misunderstanding, we have pulled back on using the word “transfer” </w:t>
+    </w:p>
+    <w:p>
+      <w:pPr>
+        <w:rPr>
+          <w:sz w:val="22"/>
+          <w:szCs w:val="22"/>
+        </w:rPr>
+      </w:pPr>
+    </w:p>
+    <w:p>
+      <w:pPr>
+        <w:rPr>
+          <w:sz w:val="22"/>
+          <w:szCs w:val="22"/>
+        </w:rPr>
+      </w:pPr>
+      <w:r>
+        <w:rPr>
+          <w:sz w:val="22"/>
+          <w:szCs w:val="22"/>
+        </w:rPr>
+        <w:t xml:space="preserve">We have ruled out </w:t>
+      </w:r>
+      <w:r>
+        <w:rPr>
+          <w:sz w:val="22"/>
+          <w:szCs w:val="22"/>
+        </w:rPr>
+        <w:t>motivation</w:t>
+      </w:r>
+      <w:r>
+        <w:rPr>
+          <w:sz w:val="22"/>
+          <w:szCs w:val="22"/>
+        </w:rPr>
+        <w:t xml:space="preserve"> (and the lack thereof) to improve performance as a</w:t>
+      </w:r>
+      <w:r>
+        <w:rPr>
+          <w:sz w:val="22"/>
+          <w:szCs w:val="22"/>
+        </w:rPr>
+        <w:t xml:space="preserve"> possible </w:t>
+      </w:r>
+      <w:r>
+        <w:rPr>
+          <w:sz w:val="22"/>
+          <w:szCs w:val="22"/>
+        </w:rPr>
+        <w:t xml:space="preserve">explanation </w:t>
+      </w:r>
+      <w:r>
+        <w:rPr>
+          <w:sz w:val="22"/>
+          <w:szCs w:val="22"/>
+        </w:rPr>
+        <w:t>in another paper (James et al., 2019)</w:t>
+      </w:r>
+      <w:r>
+        <w:rPr>
+          <w:sz w:val="22"/>
+          <w:szCs w:val="22"/>
+        </w:rPr>
+        <w:t>, in which we used the same paradigm as E2</w:t>
+      </w:r>
+      <w:r>
+        <w:rPr>
+          <w:sz w:val="22"/>
+          <w:szCs w:val="22"/>
+        </w:rPr>
+        <w:t xml:space="preserve">. </w:t>
+      </w:r>
+      <w:r>
+        <w:rPr>
+          <w:sz w:val="22"/>
+          <w:szCs w:val="22"/>
+        </w:rPr>
+        <w:t>We mention this now in the introduction.</w:t>
+      </w:r>
+    </w:p>
+    <w:p>
+      <w:pPr>
+        <w:rPr>
+          <w:sz w:val="22"/>
+          <w:szCs w:val="22"/>
+        </w:rPr>
+      </w:pPr>
+    </w:p>
+    <w:p>
+      <w:pPr>
+        <w:rPr>
+          <w:sz w:val="22"/>
+          <w:szCs w:val="22"/>
+        </w:rPr>
+      </w:pPr>
+      <w:r>
+        <w:rPr>
+          <w:sz w:val="22"/>
+          <w:szCs w:val="22"/>
+        </w:rPr>
+        <w:t xml:space="preserve">We did not </w:t>
+      </w:r>
+      <w:r>
+        <w:rPr>
+          <w:sz w:val="22"/>
+          <w:szCs w:val="22"/>
+        </w:rPr>
+        <w:t>intend</w:t>
+      </w:r>
+      <w:r>
+        <w:rPr>
+          <w:sz w:val="22"/>
+          <w:szCs w:val="22"/>
+        </w:rPr>
+        <w:t xml:space="preserve"> to present the research as investigating the conditions for transfer of learning. To avoid this misunderstanding, we have pulled back on using the word “transfer” </w:t>
       </w:r>
       <w:r>
         <w:rPr>
@@ -1439,7 +1945,7 @@
           <w:sz w:val="22"/>
           <w:szCs w:val="22"/>
         </w:rPr>
-        <w:t xml:space="preserve">removed the phase “default mode” throughout the paper (and title). </w:t>
+        <w:t>removed the phase “default mode” throughout the paper (and title).</w:t>
       </w:r>
     </w:p>
     <w:p>
